--- a/docs/technical/custom-domain-deployment-guide.docx
+++ b/docs/technical/custom-domain-deployment-guide.docx
@@ -619,7 +619,7 @@
           <w:sz w:val="21"/>
           <w:szCs w:val="21"/>
         </w:rPr>
-        <w:t xml:space="preserve">Log in to your DNS provider (e.g. Cloudflare, Google Cloud DNS, AWS Route 53, Namecheap, GoDaddy) for the </w:t>
+        <w:t xml:space="preserve">DNS for </w:t>
       </w:r>
       <w:r>
         <w:rPr>
@@ -638,24 +638,51 @@
           <w:sz w:val="21"/>
           <w:szCs w:val="21"/>
         </w:rPr>
-        <w:t xml:space="preserve"> zone and configure the following records:</w:t>
-      </w:r>
-    </w:p>
-    <w:p>
-      <w:pPr>
-        <w:pStyle w:val="Heading3"/>
-        <w:spacing w:after="80" w:before="180"/>
-      </w:pPr>
-      <w:r>
-        <w:rPr>
-          <w:rFonts w:ascii="Calibri" w:cs="Calibri" w:eastAsia="Calibri" w:hAnsi="Calibri"/>
-          <w:b/>
-          <w:bCs/>
-          <w:color w:val="1C355E"/>
-          <w:sz w:val="23"/>
-          <w:szCs w:val="23"/>
-        </w:rPr>
-        <w:t xml:space="preserve">Table of DNS Records</w:t>
+        <w:t xml:space="preserve"> is registered and served by </w:t>
+      </w:r>
+      <w:r>
+        <w:rPr>
+          <w:rFonts w:ascii="Calibri" w:cs="Calibri" w:eastAsia="Calibri" w:hAnsi="Calibri"/>
+          <w:b/>
+          <w:bCs/>
+          <w:color w:val="222222"/>
+          <w:sz w:val="21"/>
+          <w:szCs w:val="21"/>
+        </w:rPr>
+        <w:t xml:space="preserve">IONOS</w:t>
+      </w:r>
+      <w:r>
+        <w:rPr>
+          <w:rFonts w:ascii="Calibri" w:cs="Calibri" w:eastAsia="Calibri" w:hAnsi="Calibri"/>
+          <w:color w:val="222222"/>
+          <w:sz w:val="21"/>
+          <w:szCs w:val="21"/>
+        </w:rPr>
+        <w:t xml:space="preserve">. Both hostnames are</w:t>
+      </w:r>
+      <w:r>
+        <w:br/>
+      </w:r>
+      <w:r>
+        <w:rPr>
+          <w:rFonts w:ascii="Calibri" w:cs="Calibri" w:eastAsia="Calibri" w:hAnsi="Calibri"/>
+          <w:color w:val="222222"/>
+          <w:sz w:val="21"/>
+          <w:szCs w:val="21"/>
+        </w:rPr>
+        <w:t xml:space="preserve">CNAME records pointing at their Firebase Hosting sites. These records are in place and</w:t>
+      </w:r>
+      <w:r>
+        <w:br/>
+      </w:r>
+      <w:r>
+        <w:rPr>
+          <w:rFonts w:ascii="Calibri" w:cs="Calibri" w:eastAsia="Calibri" w:hAnsi="Calibri"/>
+          <w:color w:val="222222"/>
+          <w:sz w:val="21"/>
+          <w:szCs w:val="21"/>
+        </w:rPr>
+        <w:t xml:space="preserve">resolving.</w:t>
       </w:r>
     </w:p>
     <w:tbl>
@@ -847,7 +874,7 @@
                 <w:sz w:val="21"/>
                 <w:szCs w:val="21"/>
               </w:rPr>
-              <w:t xml:space="preserve">Proxy / CDN Status</w:t>
+              <w:t xml:space="preserve">Status</w:t>
             </w:r>
           </w:p>
         </w:tc>
@@ -952,27 +979,7 @@
                 <w:szCs w:val="19"/>
                 <w:shd w:fill="E2E8F0" w:val="clear"/>
               </w:rPr>
-              <w:t xml:space="preserve">ghs.googlehosted.com.</w:t>
-            </w:r>
-            <w:r>
-              <w:rPr>
-                <w:rFonts w:ascii="Calibri" w:cs="Calibri" w:eastAsia="Calibri" w:hAnsi="Calibri"/>
-                <w:color w:val="222222"/>
-                <w:sz w:val="21"/>
-                <w:szCs w:val="21"/>
-              </w:rPr>
-              <w:t xml:space="preserve"> </w:t>
-            </w:r>
-            <w:r>
-              <w:rPr>
-                <w:rFonts w:ascii="Calibri" w:cs="Calibri" w:eastAsia="Calibri" w:hAnsi="Calibri"/>
-                <w:i/>
-                <w:iCs/>
-                <w:color w:val="222222"/>
-                <w:sz w:val="21"/>
-                <w:szCs w:val="21"/>
-              </w:rPr>
-              <w:t xml:space="preserve">(or Cloud Run / Vercel CNAME)</w:t>
+              <w:t xml:space="preserve">case-ace-app.web.app.</w:t>
             </w:r>
           </w:p>
         </w:tc>
@@ -1004,7 +1011,7 @@
                 <w:sz w:val="21"/>
                 <w:szCs w:val="21"/>
               </w:rPr>
-              <w:t xml:space="preserve">Auto / 300s</w:t>
+              <w:t xml:space="preserve">300s</w:t>
             </w:r>
           </w:p>
         </w:tc>
@@ -1036,7 +1043,7 @@
                 <w:sz w:val="21"/>
                 <w:szCs w:val="21"/>
               </w:rPr>
-              <w:t xml:space="preserve">DNS Only (or Proxied)</w:t>
+              <w:t xml:space="preserve">In place</w:t>
             </w:r>
           </w:p>
         </w:tc>
@@ -1141,27 +1148,7 @@
                 <w:szCs w:val="19"/>
                 <w:shd w:fill="E2E8F0" w:val="clear"/>
               </w:rPr>
-              <w:t xml:space="preserve">ghs.googlehosted.com.</w:t>
-            </w:r>
-            <w:r>
-              <w:rPr>
-                <w:rFonts w:ascii="Calibri" w:cs="Calibri" w:eastAsia="Calibri" w:hAnsi="Calibri"/>
-                <w:color w:val="222222"/>
-                <w:sz w:val="21"/>
-                <w:szCs w:val="21"/>
-              </w:rPr>
-              <w:t xml:space="preserve"> </w:t>
-            </w:r>
-            <w:r>
-              <w:rPr>
-                <w:rFonts w:ascii="Calibri" w:cs="Calibri" w:eastAsia="Calibri" w:hAnsi="Calibri"/>
-                <w:i/>
-                <w:iCs/>
-                <w:color w:val="222222"/>
-                <w:sz w:val="21"/>
-                <w:szCs w:val="21"/>
-              </w:rPr>
-              <w:t xml:space="preserve">(or Cloud Run CNAME)</w:t>
+              <w:t xml:space="preserve">case-ace-api.web.app.</w:t>
             </w:r>
           </w:p>
         </w:tc>
@@ -1193,7 +1180,7 @@
                 <w:sz w:val="21"/>
                 <w:szCs w:val="21"/>
               </w:rPr>
-              <w:t xml:space="preserve">Auto / 300s</w:t>
+              <w:t xml:space="preserve">300s</w:t>
             </w:r>
           </w:p>
         </w:tc>
@@ -1225,196 +1212,7 @@
                 <w:sz w:val="21"/>
                 <w:szCs w:val="21"/>
               </w:rPr>
-              <w:t xml:space="preserve">DNS Only (or Proxied)</w:t>
-            </w:r>
-          </w:p>
-        </w:tc>
-      </w:tr>
-      <w:tr>
-        <w:trPr>
-          <w:tblHeader w:val="false"/>
-        </w:trPr>
-        <w:tc>
-          <w:tcPr>
-            <w:tcBorders>
-              <w:top w:val="single" w:color="CBD5E1" w:sz="4"/>
-              <w:left w:val="single" w:color="CBD5E1" w:sz="4"/>
-              <w:bottom w:val="single" w:color="CBD5E1" w:sz="4"/>
-              <w:right w:val="single" w:color="CBD5E1" w:sz="4"/>
-            </w:tcBorders>
-            <w:shd w:fill="FFFFFF" w:val="clear"/>
-            <w:tcMar>
-              <w:top w:type="dxa" w:w="100"/>
-              <w:left w:type="dxa" w:w="140"/>
-              <w:bottom w:type="dxa" w:w="100"/>
-              <w:right w:type="dxa" w:w="140"/>
-            </w:tcMar>
-          </w:tcPr>
-          <w:p>
-            <w:pPr>
-              <w:spacing w:line="260"/>
-              <w:jc w:val="left"/>
-            </w:pPr>
-            <w:r>
-              <w:rPr>
-                <w:rFonts w:ascii="Calibri" w:cs="Calibri" w:eastAsia="Calibri" w:hAnsi="Calibri"/>
-                <w:b/>
-                <w:bCs/>
-                <w:color w:val="222222"/>
-                <w:sz w:val="21"/>
-                <w:szCs w:val="21"/>
-              </w:rPr>
-              <w:t xml:space="preserve">TXT</w:t>
-            </w:r>
-          </w:p>
-        </w:tc>
-        <w:tc>
-          <w:tcPr>
-            <w:tcBorders>
-              <w:top w:val="single" w:color="CBD5E1" w:sz="4"/>
-              <w:left w:val="single" w:color="CBD5E1" w:sz="4"/>
-              <w:bottom w:val="single" w:color="CBD5E1" w:sz="4"/>
-              <w:right w:val="single" w:color="CBD5E1" w:sz="4"/>
-            </w:tcBorders>
-            <w:shd w:fill="FFFFFF" w:val="clear"/>
-            <w:tcMar>
-              <w:top w:type="dxa" w:w="100"/>
-              <w:left w:type="dxa" w:w="140"/>
-              <w:bottom w:type="dxa" w:w="100"/>
-              <w:right w:type="dxa" w:w="140"/>
-            </w:tcMar>
-          </w:tcPr>
-          <w:p>
-            <w:pPr>
-              <w:spacing w:line="260"/>
-              <w:jc w:val="left"/>
-            </w:pPr>
-            <w:r>
-              <w:rPr>
-                <w:rFonts w:ascii="Consolas" w:cs="Consolas" w:eastAsia="Consolas" w:hAnsi="Consolas"/>
-                <w:color w:val="0F172A"/>
-                <w:sz w:val="19"/>
-                <w:szCs w:val="19"/>
-                <w:shd w:fill="E2E8F0" w:val="clear"/>
-              </w:rPr>
-              <w:t xml:space="preserve">caseace</w:t>
-            </w:r>
-          </w:p>
-        </w:tc>
-        <w:tc>
-          <w:tcPr>
-            <w:tcBorders>
-              <w:top w:val="single" w:color="CBD5E1" w:sz="4"/>
-              <w:left w:val="single" w:color="CBD5E1" w:sz="4"/>
-              <w:bottom w:val="single" w:color="CBD5E1" w:sz="4"/>
-              <w:right w:val="single" w:color="CBD5E1" w:sz="4"/>
-            </w:tcBorders>
-            <w:shd w:fill="FFFFFF" w:val="clear"/>
-            <w:tcMar>
-              <w:top w:type="dxa" w:w="100"/>
-              <w:left w:type="dxa" w:w="140"/>
-              <w:bottom w:type="dxa" w:w="100"/>
-              <w:right w:type="dxa" w:w="140"/>
-            </w:tcMar>
-          </w:tcPr>
-          <w:p>
-            <w:pPr>
-              <w:spacing w:line="260"/>
-              <w:jc w:val="left"/>
-            </w:pPr>
-            <w:r>
-              <w:rPr>
-                <w:rFonts w:ascii="Consolas" w:cs="Consolas" w:eastAsia="Consolas" w:hAnsi="Consolas"/>
-                <w:color w:val="0F172A"/>
-                <w:sz w:val="19"/>
-                <w:szCs w:val="19"/>
-                <w:shd w:fill="E2E8F0" w:val="clear"/>
-              </w:rPr>
-              <w:t xml:space="preserve">google-site-verification=...</w:t>
-            </w:r>
-            <w:r>
-              <w:rPr>
-                <w:rFonts w:ascii="Calibri" w:cs="Calibri" w:eastAsia="Calibri" w:hAnsi="Calibri"/>
-                <w:color w:val="222222"/>
-                <w:sz w:val="21"/>
-                <w:szCs w:val="21"/>
-              </w:rPr>
-              <w:t xml:space="preserve"> </w:t>
-            </w:r>
-            <w:r>
-              <w:rPr>
-                <w:rFonts w:ascii="Calibri" w:cs="Calibri" w:eastAsia="Calibri" w:hAnsi="Calibri"/>
-                <w:i/>
-                <w:iCs/>
-                <w:color w:val="222222"/>
-                <w:sz w:val="21"/>
-                <w:szCs w:val="21"/>
-              </w:rPr>
-              <w:t xml:space="preserve">(if prompted for domain ownership)</w:t>
-            </w:r>
-          </w:p>
-        </w:tc>
-        <w:tc>
-          <w:tcPr>
-            <w:tcBorders>
-              <w:top w:val="single" w:color="CBD5E1" w:sz="4"/>
-              <w:left w:val="single" w:color="CBD5E1" w:sz="4"/>
-              <w:bottom w:val="single" w:color="CBD5E1" w:sz="4"/>
-              <w:right w:val="single" w:color="CBD5E1" w:sz="4"/>
-            </w:tcBorders>
-            <w:shd w:fill="FFFFFF" w:val="clear"/>
-            <w:tcMar>
-              <w:top w:type="dxa" w:w="100"/>
-              <w:left w:type="dxa" w:w="140"/>
-              <w:bottom w:type="dxa" w:w="100"/>
-              <w:right w:type="dxa" w:w="140"/>
-            </w:tcMar>
-          </w:tcPr>
-          <w:p>
-            <w:pPr>
-              <w:spacing w:line="260"/>
-              <w:jc w:val="left"/>
-            </w:pPr>
-            <w:r>
-              <w:rPr>
-                <w:rFonts w:ascii="Calibri" w:cs="Calibri" w:eastAsia="Calibri" w:hAnsi="Calibri"/>
-                <w:color w:val="222222"/>
-                <w:sz w:val="21"/>
-                <w:szCs w:val="21"/>
-              </w:rPr>
-              <w:t xml:space="preserve">Auto / 300s</w:t>
-            </w:r>
-          </w:p>
-        </w:tc>
-        <w:tc>
-          <w:tcPr>
-            <w:tcBorders>
-              <w:top w:val="single" w:color="CBD5E1" w:sz="4"/>
-              <w:left w:val="single" w:color="CBD5E1" w:sz="4"/>
-              <w:bottom w:val="single" w:color="CBD5E1" w:sz="4"/>
-              <w:right w:val="single" w:color="CBD5E1" w:sz="4"/>
-            </w:tcBorders>
-            <w:shd w:fill="FFFFFF" w:val="clear"/>
-            <w:tcMar>
-              <w:top w:type="dxa" w:w="100"/>
-              <w:left w:type="dxa" w:w="140"/>
-              <w:bottom w:type="dxa" w:w="100"/>
-              <w:right w:type="dxa" w:w="140"/>
-            </w:tcMar>
-          </w:tcPr>
-          <w:p>
-            <w:pPr>
-              <w:spacing w:line="260"/>
-              <w:jc w:val="left"/>
-            </w:pPr>
-            <w:r>
-              <w:rPr>
-                <w:rFonts w:ascii="Calibri" w:cs="Calibri" w:eastAsia="Calibri" w:hAnsi="Calibri"/>
-                <w:color w:val="222222"/>
-                <w:sz w:val="21"/>
-                <w:szCs w:val="21"/>
-              </w:rPr>
-              <w:t xml:space="preserve">N/A</w:t>
+              <w:t xml:space="preserve">In place</w:t>
             </w:r>
           </w:p>
         </w:tc>
@@ -1424,6 +1222,95 @@
       <w:pPr>
         <w:spacing w:after="140"/>
       </w:pPr>
+    </w:p>
+    <w:p>
+      <w:pPr>
+        <w:spacing w:after="100" w:line="270"/>
+      </w:pPr>
+      <w:r>
+        <w:rPr>
+          <w:rFonts w:ascii="Calibri" w:cs="Calibri" w:eastAsia="Calibri" w:hAnsi="Calibri"/>
+          <w:color w:val="222222"/>
+          <w:sz w:val="21"/>
+          <w:szCs w:val="21"/>
+        </w:rPr>
+        <w:t xml:space="preserve">DNS resolving is necessary but not sufficient. Each hostname must also be registered against</w:t>
+      </w:r>
+      <w:r>
+        <w:br/>
+      </w:r>
+      <w:r>
+        <w:rPr>
+          <w:rFonts w:ascii="Calibri" w:cs="Calibri" w:eastAsia="Calibri" w:hAnsi="Calibri"/>
+          <w:color w:val="222222"/>
+          <w:sz w:val="21"/>
+          <w:szCs w:val="21"/>
+        </w:rPr>
+        <w:t xml:space="preserve">its site inside Firebase Hosting. If it is not, the site answers “Site Not Found” even though</w:t>
+      </w:r>
+      <w:r>
+        <w:br/>
+      </w:r>
+      <w:r>
+        <w:rPr>
+          <w:rFonts w:ascii="Calibri" w:cs="Calibri" w:eastAsia="Calibri" w:hAnsi="Calibri"/>
+          <w:color w:val="222222"/>
+          <w:sz w:val="21"/>
+          <w:szCs w:val="21"/>
+        </w:rPr>
+        <w:t xml:space="preserve">the CNAME resolves correctly. Firebase issues and renews the TLS certificate automatically</w:t>
+      </w:r>
+      <w:r>
+        <w:br/>
+      </w:r>
+      <w:r>
+        <w:rPr>
+          <w:rFonts w:ascii="Calibri" w:cs="Calibri" w:eastAsia="Calibri" w:hAnsi="Calibri"/>
+          <w:color w:val="222222"/>
+          <w:sz w:val="21"/>
+          <w:szCs w:val="21"/>
+        </w:rPr>
+        <w:t xml:space="preserve">once the domain is connected and DNS has propagated.</w:t>
+      </w:r>
+    </w:p>
+    <w:p>
+      <w:pPr>
+        <w:spacing w:after="160" w:before="160"/>
+      </w:pPr>
+    </w:p>
+    <w:p>
+      <w:pPr>
+        <w:pStyle w:val="Heading2"/>
+        <w:spacing w:after="100" w:before="240"/>
+      </w:pPr>
+      <w:r>
+        <w:rPr>
+          <w:rFonts w:ascii="Calibri" w:cs="Calibri" w:eastAsia="Calibri" w:hAnsi="Calibri"/>
+          <w:b/>
+          <w:bCs/>
+          <w:color w:val="006699"/>
+          <w:sz w:val="27"/>
+          <w:szCs w:val="27"/>
+        </w:rPr>
+        <w:t xml:space="preserve">3. Hosting &amp; Deployment Model</w:t>
+      </w:r>
+    </w:p>
+    <w:p>
+      <w:pPr>
+        <w:pStyle w:val="Heading3"/>
+        <w:spacing w:after="80" w:before="180"/>
+      </w:pPr>
+      <w:r>
+        <w:rPr>
+          <w:rFonts w:ascii="Calibri" w:cs="Calibri" w:eastAsia="Calibri" w:hAnsi="Calibri"/>
+          <w:b/>
+          <w:bCs/>
+          <w:color w:val="1C355E"/>
+          <w:sz w:val="23"/>
+          <w:szCs w:val="23"/>
+        </w:rPr>
+        <w:t xml:space="preserve">The route in use: Firebase Hosting in front of Cloud Run</w:t>
+      </w:r>
     </w:p>
     <w:tbl>
       <w:tblPr>
@@ -1445,7 +1332,7 @@
           <w:tcPr>
             <w:tcBorders>
               <w:top w:val="single" w:color="CBD5E1" w:sz="4"/>
-              <w:left w:val="single" w:color="059669" w:sz="28"/>
+              <w:left w:val="single" w:color="C00000" w:sz="28"/>
               <w:bottom w:val="single" w:color="CBD5E1" w:sz="4"/>
               <w:right w:val="single" w:color="CBD5E1" w:sz="4"/>
             </w:tcBorders>
@@ -1466,11 +1353,11 @@
                 <w:rFonts w:ascii="Calibri" w:cs="Calibri" w:eastAsia="Calibri" w:hAnsi="Calibri"/>
                 <w:b/>
                 <w:bCs/>
-                <w:color w:val="059669"/>
+                <w:color w:val="C00000"/>
                 <w:sz w:val="20"/>
                 <w:szCs w:val="20"/>
               </w:rPr>
-              <w:t xml:space="preserve">[!RECOMMENDATION]</w:t>
+              <w:t xml:space="preserve">[!IMPORTANT REQUIREMENT]</w:t>
             </w:r>
           </w:p>
           <w:p>
@@ -1484,19 +1371,10 @@
                 <w:sz w:val="21"/>
                 <w:szCs w:val="21"/>
               </w:rPr>
-              <w:t xml:space="preserve">[!TIP]</w:t>
+              <w:t xml:space="preserve">[!IMPORTANT]</w:t>
             </w:r>
             <w:r>
               <w:br/>
-            </w:r>
-            <w:r>
-              <w:rPr>
-                <w:rFonts w:ascii="Calibri" w:cs="Calibri" w:eastAsia="Calibri" w:hAnsi="Calibri"/>
-                <w:color w:val="222222"/>
-                <w:sz w:val="21"/>
-                <w:szCs w:val="21"/>
-              </w:rPr>
-              <w:t xml:space="preserve">If using </w:t>
             </w:r>
             <w:r>
               <w:rPr>
@@ -1507,16 +1385,17 @@
                 <w:sz w:val="21"/>
                 <w:szCs w:val="21"/>
               </w:rPr>
-              <w:t xml:space="preserve">Cloudflare DNS</w:t>
-            </w:r>
-            <w:r>
-              <w:rPr>
-                <w:rFonts w:ascii="Calibri" w:cs="Calibri" w:eastAsia="Calibri" w:hAnsi="Calibri"/>
-                <w:color w:val="222222"/>
-                <w:sz w:val="21"/>
-                <w:szCs w:val="21"/>
-              </w:rPr>
-              <w:t xml:space="preserve">, ensure SSL/TLS encryption mode is set to </w:t>
+              <w:t xml:space="preserve">Cloud Run domain mappings are not available in </w:t>
+            </w:r>
+            <w:r>
+              <w:rPr>
+                <w:rFonts w:ascii="Consolas" w:cs="Consolas" w:eastAsia="Consolas" w:hAnsi="Consolas"/>
+                <w:color w:val="0F172A"/>
+                <w:sz w:val="19"/>
+                <w:szCs w:val="19"/>
+                <w:shd w:fill="E2E8F0" w:val="clear"/>
+              </w:rPr>
+              <w:t xml:space="preserve">europe-west2</w:t>
             </w:r>
             <w:r>
               <w:rPr>
@@ -1527,7 +1406,7 @@
                 <w:sz w:val="21"/>
                 <w:szCs w:val="21"/>
               </w:rPr>
-              <w:t xml:space="preserve">Full (Strict)</w:t>
+              <w:t xml:space="preserve">.</w:t>
             </w:r>
             <w:r>
               <w:rPr>
@@ -1536,7 +1415,31 @@
                 <w:sz w:val="21"/>
                 <w:szCs w:val="21"/>
               </w:rPr>
-              <w:t xml:space="preserve"> to guarantee end-to-end TLS 1.3 encryption between Cloudflare edge and the Google Cloud origin.</w:t>
+              <w:t xml:space="preserve"> The custom domains</w:t>
+            </w:r>
+            <w:r>
+              <w:br/>
+            </w:r>
+            <w:r>
+              <w:rPr>
+                <w:rFonts w:ascii="Calibri" w:cs="Calibri" w:eastAsia="Calibri" w:hAnsi="Calibri"/>
+                <w:color w:val="222222"/>
+                <w:sz w:val="21"/>
+                <w:szCs w:val="21"/>
+              </w:rPr>
+              <w:t xml:space="preserve">therefore cannot be mapped directly onto the Cloud Run service. Firebase Hosting provides</w:t>
+            </w:r>
+            <w:r>
+              <w:br/>
+            </w:r>
+            <w:r>
+              <w:rPr>
+                <w:rFonts w:ascii="Calibri" w:cs="Calibri" w:eastAsia="Calibri" w:hAnsi="Calibri"/>
+                <w:color w:val="222222"/>
+                <w:sz w:val="21"/>
+                <w:szCs w:val="21"/>
+              </w:rPr>
+              <w:t xml:space="preserve">the custom domain and TLS, and rewrites requests to the Cloud Run service behind it.</w:t>
             </w:r>
           </w:p>
         </w:tc>
@@ -1546,132 +1449,6 @@
       <w:pPr>
         <w:spacing w:after="120"/>
       </w:pPr>
-    </w:p>
-    <w:p>
-      <w:pPr>
-        <w:spacing w:after="160" w:before="160"/>
-      </w:pPr>
-    </w:p>
-    <w:p>
-      <w:pPr>
-        <w:pStyle w:val="Heading2"/>
-        <w:spacing w:after="100" w:before="240"/>
-      </w:pPr>
-      <w:r>
-        <w:rPr>
-          <w:rFonts w:ascii="Calibri" w:cs="Calibri" w:eastAsia="Calibri" w:hAnsi="Calibri"/>
-          <w:b/>
-          <w:bCs/>
-          <w:color w:val="006699"/>
-          <w:sz w:val="27"/>
-          <w:szCs w:val="27"/>
-        </w:rPr>
-        <w:t xml:space="preserve">3. Hosting &amp; Deployment Options</w:t>
-      </w:r>
-    </w:p>
-    <w:p>
-      <w:pPr>
-        <w:spacing w:after="100" w:line="270"/>
-      </w:pPr>
-      <w:r>
-        <w:rPr>
-          <w:rFonts w:ascii="Calibri" w:cs="Calibri" w:eastAsia="Calibri" w:hAnsi="Calibri"/>
-          <w:color w:val="222222"/>
-          <w:sz w:val="21"/>
-          <w:szCs w:val="21"/>
-        </w:rPr>
-        <w:t xml:space="preserve">Choose the deployment model that fits your infrastructure:</w:t>
-      </w:r>
-    </w:p>
-    <w:p>
-      <w:pPr>
-        <w:pStyle w:val="Heading3"/>
-        <w:spacing w:after="80" w:before="180"/>
-      </w:pPr>
-      <w:r>
-        <w:rPr>
-          <w:rFonts w:ascii="Calibri" w:cs="Calibri" w:eastAsia="Calibri" w:hAnsi="Calibri"/>
-          <w:b/>
-          <w:bCs/>
-          <w:color w:val="1C355E"/>
-          <w:sz w:val="23"/>
-          <w:szCs w:val="23"/>
-        </w:rPr>
-        <w:t xml:space="preserve">Option A: Google Cloud Run (Recommended — UK Sovereign </w:t>
-      </w:r>
-      <w:r>
-        <w:rPr>
-          <w:rFonts w:ascii="Consolas" w:cs="Consolas" w:eastAsia="Consolas" w:hAnsi="Consolas"/>
-          <w:b/>
-          <w:bCs/>
-          <w:color w:val="1C355E"/>
-          <w:sz w:val="23"/>
-          <w:szCs w:val="23"/>
-          <w:shd w:fill="E2E8F0" w:val="clear"/>
-        </w:rPr>
-        <w:t xml:space="preserve">europe-west2</w:t>
-      </w:r>
-      <w:r>
-        <w:rPr>
-          <w:rFonts w:ascii="Calibri" w:cs="Calibri" w:eastAsia="Calibri" w:hAnsi="Calibri"/>
-          <w:b/>
-          <w:bCs/>
-          <w:color w:val="1C355E"/>
-          <w:sz w:val="23"/>
-          <w:szCs w:val="23"/>
-        </w:rPr>
-        <w:t xml:space="preserve">)</w:t>
-      </w:r>
-    </w:p>
-    <w:p>
-      <w:pPr>
-        <w:spacing w:after="100" w:line="270"/>
-      </w:pPr>
-      <w:r>
-        <w:rPr>
-          <w:rFonts w:ascii="Calibri" w:cs="Calibri" w:eastAsia="Calibri" w:hAnsi="Calibri"/>
-          <w:color w:val="222222"/>
-          <w:sz w:val="21"/>
-          <w:szCs w:val="21"/>
-        </w:rPr>
-        <w:t xml:space="preserve">Deploying directly to Google Cloud Run maintains strict </w:t>
-      </w:r>
-      <w:r>
-        <w:rPr>
-          <w:rFonts w:ascii="Consolas" w:cs="Consolas" w:eastAsia="Consolas" w:hAnsi="Consolas"/>
-          <w:color w:val="0F172A"/>
-          <w:sz w:val="19"/>
-          <w:szCs w:val="19"/>
-          <w:shd w:fill="E2E8F0" w:val="clear"/>
-        </w:rPr>
-        <w:t xml:space="preserve">europe-west2</w:t>
-      </w:r>
-      <w:r>
-        <w:rPr>
-          <w:rFonts w:ascii="Calibri" w:cs="Calibri" w:eastAsia="Calibri" w:hAnsi="Calibri"/>
-          <w:color w:val="222222"/>
-          <w:sz w:val="21"/>
-          <w:szCs w:val="21"/>
-        </w:rPr>
-        <w:t xml:space="preserve"> sovereignty and provides automated Google-managed SSL certificates.</w:t>
-      </w:r>
-    </w:p>
-    <w:p>
-      <w:pPr>
-        <w:pStyle w:val="Heading4"/>
-        <w:spacing w:after="60" w:before="140"/>
-      </w:pPr>
-      <w:r>
-        <w:rPr>
-          <w:rFonts w:ascii="Calibri" w:cs="Calibri" w:eastAsia="Calibri" w:hAnsi="Calibri"/>
-          <w:b/>
-          <w:bCs/>
-          <w:color w:val="334155"/>
-          <w:sz w:val="21"/>
-          <w:szCs w:val="21"/>
-        </w:rPr>
-        <w:t xml:space="preserve">Step 1: Build &amp; Push Container Images</w:t>
-      </w:r>
     </w:p>
     <w:tbl>
       <w:tblPr>
@@ -1716,259 +1493,91 @@
                 <w:sz w:val="18"/>
                 <w:szCs w:val="18"/>
               </w:rPr>
-              <w:t xml:space="preserve"># 1. Set GCP project and region</w:t>
-            </w:r>
-          </w:p>
-          <w:p>
-            <w:pPr>
-              <w:spacing w:after="30" w:line="230"/>
-            </w:pPr>
-            <w:r>
-              <w:rPr>
-                <w:rFonts w:ascii="Consolas" w:cs="Consolas" w:eastAsia="Consolas" w:hAnsi="Consolas"/>
-                <w:color w:val="1E293B"/>
-                <w:sz w:val="18"/>
-                <w:szCs w:val="18"/>
-              </w:rPr>
-              <w:t xml:space="preserve">export GCP_PROJECT_ID="advice-intelligence-prod"</w:t>
-            </w:r>
-          </w:p>
-          <w:p>
-            <w:pPr>
-              <w:spacing w:after="30" w:line="230"/>
-            </w:pPr>
-            <w:r>
-              <w:rPr>
-                <w:rFonts w:ascii="Consolas" w:cs="Consolas" w:eastAsia="Consolas" w:hAnsi="Consolas"/>
-                <w:color w:val="1E293B"/>
-                <w:sz w:val="18"/>
-                <w:szCs w:val="18"/>
-              </w:rPr>
-              <w:t xml:space="preserve">export REGION="europe-west2"</w:t>
-            </w:r>
-          </w:p>
-          <w:p>
-            <w:pPr>
-              <w:spacing w:after="30" w:line="230"/>
-            </w:pPr>
-            <w:r>
-              <w:rPr>
-                <w:rFonts w:ascii="Consolas" w:cs="Consolas" w:eastAsia="Consolas" w:hAnsi="Consolas"/>
-                <w:color w:val="1E293B"/>
-                <w:sz w:val="18"/>
-                <w:szCs w:val="18"/>
-              </w:rPr>
-              <w:t xml:space="preserve">gcloud config set project $GCP_PROJECT_ID</w:t>
-            </w:r>
-          </w:p>
-          <w:p>
-            <w:pPr>
-              <w:spacing w:after="30" w:line="230"/>
-            </w:pPr>
-            <w:r>
-              <w:rPr>
-                <w:rFonts w:ascii="Consolas" w:cs="Consolas" w:eastAsia="Consolas" w:hAnsi="Consolas"/>
-                <w:color w:val="1E293B"/>
-                <w:sz w:val="18"/>
-                <w:szCs w:val="18"/>
-              </w:rPr>
-              <w:t xml:space="preserve">gcloud config set compute/region $REGION</w:t>
-            </w:r>
-          </w:p>
-          <w:p>
-            <w:pPr>
-              <w:spacing w:after="30" w:line="230"/>
-            </w:pPr>
-            <w:r>
-              <w:rPr>
-                <w:rFonts w:ascii="Consolas" w:cs="Consolas" w:eastAsia="Consolas" w:hAnsi="Consolas"/>
-                <w:color w:val="1E293B"/>
-                <w:sz w:val="18"/>
-                <w:szCs w:val="18"/>
-              </w:rPr>
-              <w:t xml:space="preserve"> </w:t>
-            </w:r>
-          </w:p>
-          <w:p>
-            <w:pPr>
-              <w:spacing w:after="30" w:line="230"/>
-            </w:pPr>
-            <w:r>
-              <w:rPr>
-                <w:rFonts w:ascii="Consolas" w:cs="Consolas" w:eastAsia="Consolas" w:hAnsi="Consolas"/>
-                <w:color w:val="1E293B"/>
-                <w:sz w:val="18"/>
-                <w:szCs w:val="18"/>
-              </w:rPr>
-              <w:t xml:space="preserve"># 2. Authenticate Docker with Google Artifact Registry</w:t>
-            </w:r>
-          </w:p>
-          <w:p>
-            <w:pPr>
-              <w:spacing w:after="30" w:line="230"/>
-            </w:pPr>
-            <w:r>
-              <w:rPr>
-                <w:rFonts w:ascii="Consolas" w:cs="Consolas" w:eastAsia="Consolas" w:hAnsi="Consolas"/>
-                <w:color w:val="1E293B"/>
-                <w:sz w:val="18"/>
-                <w:szCs w:val="18"/>
-              </w:rPr>
-              <w:t xml:space="preserve">gcloud auth configure-docker ${REGION}-docker.pkg.dev</w:t>
-            </w:r>
-          </w:p>
-          <w:p>
-            <w:pPr>
-              <w:spacing w:after="30" w:line="230"/>
-            </w:pPr>
-            <w:r>
-              <w:rPr>
-                <w:rFonts w:ascii="Consolas" w:cs="Consolas" w:eastAsia="Consolas" w:hAnsi="Consolas"/>
-                <w:color w:val="1E293B"/>
-                <w:sz w:val="18"/>
-                <w:szCs w:val="18"/>
-              </w:rPr>
-              <w:t xml:space="preserve"> </w:t>
-            </w:r>
-          </w:p>
-          <w:p>
-            <w:pPr>
-              <w:spacing w:after="30" w:line="230"/>
-            </w:pPr>
-            <w:r>
-              <w:rPr>
-                <w:rFonts w:ascii="Consolas" w:cs="Consolas" w:eastAsia="Consolas" w:hAnsi="Consolas"/>
-                <w:color w:val="1E293B"/>
-                <w:sz w:val="18"/>
-                <w:szCs w:val="18"/>
-              </w:rPr>
-              <w:t xml:space="preserve"># 3. Build &amp; push Backend container image</w:t>
-            </w:r>
-          </w:p>
-          <w:p>
-            <w:pPr>
-              <w:spacing w:after="30" w:line="230"/>
-            </w:pPr>
-            <w:r>
-              <w:rPr>
-                <w:rFonts w:ascii="Consolas" w:cs="Consolas" w:eastAsia="Consolas" w:hAnsi="Consolas"/>
-                <w:color w:val="1E293B"/>
-                <w:sz w:val="18"/>
-                <w:szCs w:val="18"/>
-              </w:rPr>
-              <w:t xml:space="preserve">docker build -f infrastructure/docker/Dockerfile.backend \</w:t>
-            </w:r>
-          </w:p>
-          <w:p>
-            <w:pPr>
-              <w:spacing w:after="30" w:line="230"/>
-            </w:pPr>
-            <w:r>
-              <w:rPr>
-                <w:rFonts w:ascii="Consolas" w:cs="Consolas" w:eastAsia="Consolas" w:hAnsi="Consolas"/>
-                <w:color w:val="1E293B"/>
-                <w:sz w:val="18"/>
-                <w:szCs w:val="18"/>
-              </w:rPr>
-              <w:t xml:space="preserve">  -t ${REGION}-docker.pkg.dev/${GCP_PROJECT_ID}/case-ace/backend:2.0.0 .</w:t>
-            </w:r>
-          </w:p>
-          <w:p>
-            <w:pPr>
-              <w:spacing w:after="30" w:line="230"/>
-            </w:pPr>
-            <w:r>
-              <w:rPr>
-                <w:rFonts w:ascii="Consolas" w:cs="Consolas" w:eastAsia="Consolas" w:hAnsi="Consolas"/>
-                <w:color w:val="1E293B"/>
-                <w:sz w:val="18"/>
-                <w:szCs w:val="18"/>
-              </w:rPr>
-              <w:t xml:space="preserve">docker push ${REGION}-docker.pkg.dev/${GCP_PROJECT_ID}/case-ace/backend:2.0.0</w:t>
-            </w:r>
-          </w:p>
-          <w:p>
-            <w:pPr>
-              <w:spacing w:after="30" w:line="230"/>
-            </w:pPr>
-            <w:r>
-              <w:rPr>
-                <w:rFonts w:ascii="Consolas" w:cs="Consolas" w:eastAsia="Consolas" w:hAnsi="Consolas"/>
-                <w:color w:val="1E293B"/>
-                <w:sz w:val="18"/>
-                <w:szCs w:val="18"/>
-              </w:rPr>
-              <w:t xml:space="preserve"> </w:t>
-            </w:r>
-          </w:p>
-          <w:p>
-            <w:pPr>
-              <w:spacing w:after="30" w:line="230"/>
-            </w:pPr>
-            <w:r>
-              <w:rPr>
-                <w:rFonts w:ascii="Consolas" w:cs="Consolas" w:eastAsia="Consolas" w:hAnsi="Consolas"/>
-                <w:color w:val="1E293B"/>
-                <w:sz w:val="18"/>
-                <w:szCs w:val="18"/>
-              </w:rPr>
-              <w:t xml:space="preserve"># 4. Build &amp; push Frontend SPA container image (Nginx hardened)</w:t>
-            </w:r>
-          </w:p>
-          <w:p>
-            <w:pPr>
-              <w:spacing w:after="30" w:line="230"/>
-            </w:pPr>
-            <w:r>
-              <w:rPr>
-                <w:rFonts w:ascii="Consolas" w:cs="Consolas" w:eastAsia="Consolas" w:hAnsi="Consolas"/>
-                <w:color w:val="1E293B"/>
-                <w:sz w:val="18"/>
-                <w:szCs w:val="18"/>
-              </w:rPr>
-              <w:t xml:space="preserve">docker build -f infrastructure/docker/Dockerfile.client \</w:t>
-            </w:r>
-          </w:p>
-          <w:p>
-            <w:pPr>
-              <w:spacing w:after="30" w:line="230"/>
-            </w:pPr>
-            <w:r>
-              <w:rPr>
-                <w:rFonts w:ascii="Consolas" w:cs="Consolas" w:eastAsia="Consolas" w:hAnsi="Consolas"/>
-                <w:color w:val="1E293B"/>
-                <w:sz w:val="18"/>
-                <w:szCs w:val="18"/>
-              </w:rPr>
-              <w:t xml:space="preserve">  --build-arg VITE_APP_ENV=pilot \</w:t>
-            </w:r>
-          </w:p>
-          <w:p>
-            <w:pPr>
-              <w:spacing w:after="30" w:line="230"/>
-            </w:pPr>
-            <w:r>
-              <w:rPr>
-                <w:rFonts w:ascii="Consolas" w:cs="Consolas" w:eastAsia="Consolas" w:hAnsi="Consolas"/>
-                <w:color w:val="1E293B"/>
-                <w:sz w:val="18"/>
-                <w:szCs w:val="18"/>
-              </w:rPr>
-              <w:t xml:space="preserve">  -t ${REGION}-docker.pkg.dev/${GCP_PROJECT_ID}/case-ace/frontend:2.0.0 .</w:t>
-            </w:r>
-          </w:p>
-          <w:p>
-            <w:pPr>
-              <w:spacing w:after="30" w:line="230"/>
-            </w:pPr>
-            <w:r>
-              <w:rPr>
-                <w:rFonts w:ascii="Consolas" w:cs="Consolas" w:eastAsia="Consolas" w:hAnsi="Consolas"/>
-                <w:color w:val="1E293B"/>
-                <w:sz w:val="18"/>
-                <w:szCs w:val="18"/>
-              </w:rPr>
-              <w:t xml:space="preserve">docker push ${REGION}-docker.pkg.dev/${GCP_PROJECT_ID}/case-ace/frontend:2.0.0</w:t>
+              <w:t xml:space="preserve">   caseace.adviceintelligence.tech      api.caseace.adviceintelligence.tech</w:t>
+            </w:r>
+          </w:p>
+          <w:p>
+            <w:pPr>
+              <w:spacing w:after="30" w:line="230"/>
+            </w:pPr>
+            <w:r>
+              <w:rPr>
+                <w:rFonts w:ascii="Consolas" w:cs="Consolas" w:eastAsia="Consolas" w:hAnsi="Consolas"/>
+                <w:color w:val="1E293B"/>
+                <w:sz w:val="18"/>
+                <w:szCs w:val="18"/>
+              </w:rPr>
+              <w:t xml:space="preserve">                |                                        |</w:t>
+            </w:r>
+          </w:p>
+          <w:p>
+            <w:pPr>
+              <w:spacing w:after="30" w:line="230"/>
+            </w:pPr>
+            <w:r>
+              <w:rPr>
+                <w:rFonts w:ascii="Consolas" w:cs="Consolas" w:eastAsia="Consolas" w:hAnsi="Consolas"/>
+                <w:color w:val="1E293B"/>
+                <w:sz w:val="18"/>
+                <w:szCs w:val="18"/>
+              </w:rPr>
+              <w:t xml:space="preserve">   Firebase Hosting site                    Firebase Hosting site</w:t>
+            </w:r>
+          </w:p>
+          <w:p>
+            <w:pPr>
+              <w:spacing w:after="30" w:line="230"/>
+            </w:pPr>
+            <w:r>
+              <w:rPr>
+                <w:rFonts w:ascii="Consolas" w:cs="Consolas" w:eastAsia="Consolas" w:hAnsi="Consolas"/>
+                <w:color w:val="1E293B"/>
+                <w:sz w:val="18"/>
+                <w:szCs w:val="18"/>
+              </w:rPr>
+              <w:t xml:space="preserve">        case-ace-app                             case-ace-api</w:t>
+            </w:r>
+          </w:p>
+          <w:p>
+            <w:pPr>
+              <w:spacing w:after="30" w:line="230"/>
+            </w:pPr>
+            <w:r>
+              <w:rPr>
+                <w:rFonts w:ascii="Consolas" w:cs="Consolas" w:eastAsia="Consolas" w:hAnsi="Consolas"/>
+                <w:color w:val="1E293B"/>
+                <w:sz w:val="18"/>
+                <w:szCs w:val="18"/>
+              </w:rPr>
+              <w:t xml:space="preserve">                |                                        |</w:t>
+            </w:r>
+          </w:p>
+          <w:p>
+            <w:pPr>
+              <w:spacing w:after="30" w:line="230"/>
+            </w:pPr>
+            <w:r>
+              <w:rPr>
+                <w:rFonts w:ascii="Consolas" w:cs="Consolas" w:eastAsia="Consolas" w:hAnsi="Consolas"/>
+                <w:color w:val="1E293B"/>
+                <w:sz w:val="18"/>
+                <w:szCs w:val="18"/>
+              </w:rPr>
+              <w:t xml:space="preserve">   serves client/dist (static SPA)      rewrites ** to Cloud Run service</w:t>
+            </w:r>
+          </w:p>
+          <w:p>
+            <w:pPr>
+              <w:spacing w:after="30" w:line="230"/>
+            </w:pPr>
+            <w:r>
+              <w:rPr>
+                <w:rFonts w:ascii="Consolas" w:cs="Consolas" w:eastAsia="Consolas" w:hAnsi="Consolas"/>
+                <w:color w:val="1E293B"/>
+                <w:sz w:val="18"/>
+                <w:szCs w:val="18"/>
+              </w:rPr>
+              <w:t xml:space="preserve">                                          case-ace-api (europe-west2)</w:t>
             </w:r>
           </w:p>
         </w:tc>
@@ -1981,6 +1590,82 @@
     </w:p>
     <w:p>
       <w:pPr>
+        <w:spacing w:after="100" w:line="270"/>
+      </w:pPr>
+      <w:r>
+        <w:rPr>
+          <w:rFonts w:ascii="Calibri" w:cs="Calibri" w:eastAsia="Calibri" w:hAnsi="Calibri"/>
+          <w:color w:val="222222"/>
+          <w:sz w:val="21"/>
+          <w:szCs w:val="21"/>
+        </w:rPr>
+        <w:t xml:space="preserve">Both sites live on the </w:t>
+      </w:r>
+      <w:r>
+        <w:rPr>
+          <w:rFonts w:ascii="Consolas" w:cs="Consolas" w:eastAsia="Consolas" w:hAnsi="Consolas"/>
+          <w:color w:val="0F172A"/>
+          <w:sz w:val="19"/>
+          <w:szCs w:val="19"/>
+          <w:shd w:fill="E2E8F0" w:val="clear"/>
+        </w:rPr>
+        <w:t xml:space="preserve">case-ace-v2</w:t>
+      </w:r>
+      <w:r>
+        <w:rPr>
+          <w:rFonts w:ascii="Calibri" w:cs="Calibri" w:eastAsia="Calibri" w:hAnsi="Calibri"/>
+          <w:color w:val="222222"/>
+          <w:sz w:val="21"/>
+          <w:szCs w:val="21"/>
+        </w:rPr>
+        <w:t xml:space="preserve"> project and are described by </w:t>
+      </w:r>
+      <w:r>
+        <w:rPr>
+          <w:rFonts w:ascii="Consolas" w:cs="Consolas" w:eastAsia="Consolas" w:hAnsi="Consolas"/>
+          <w:color w:val="0F172A"/>
+          <w:sz w:val="19"/>
+          <w:szCs w:val="19"/>
+          <w:shd w:fill="E2E8F0" w:val="clear"/>
+        </w:rPr>
+        <w:t xml:space="preserve">firebase.json</w:t>
+      </w:r>
+      <w:r>
+        <w:rPr>
+          <w:rFonts w:ascii="Calibri" w:cs="Calibri" w:eastAsia="Calibri" w:hAnsi="Calibri"/>
+          <w:color w:val="222222"/>
+          <w:sz w:val="21"/>
+          <w:szCs w:val="21"/>
+        </w:rPr>
+        <w:t xml:space="preserve"> at the</w:t>
+      </w:r>
+      <w:r>
+        <w:br/>
+      </w:r>
+      <w:r>
+        <w:rPr>
+          <w:rFonts w:ascii="Calibri" w:cs="Calibri" w:eastAsia="Calibri" w:hAnsi="Calibri"/>
+          <w:color w:val="222222"/>
+          <w:sz w:val="21"/>
+          <w:szCs w:val="21"/>
+        </w:rPr>
+        <w:t xml:space="preserve">repository root, so the routing and the security headers are version controlled rather than</w:t>
+      </w:r>
+      <w:r>
+        <w:br/>
+      </w:r>
+      <w:r>
+        <w:rPr>
+          <w:rFonts w:ascii="Calibri" w:cs="Calibri" w:eastAsia="Calibri" w:hAnsi="Calibri"/>
+          <w:color w:val="222222"/>
+          <w:sz w:val="21"/>
+          <w:szCs w:val="21"/>
+        </w:rPr>
+        <w:t xml:space="preserve">configured by hand in a console.</w:t>
+      </w:r>
+    </w:p>
+    <w:p>
+      <w:pPr>
         <w:pStyle w:val="Heading4"/>
         <w:spacing w:after="60" w:before="140"/>
       </w:pPr>
@@ -1993,7 +1678,33 @@
           <w:sz w:val="21"/>
           <w:szCs w:val="21"/>
         </w:rPr>
-        <w:t xml:space="preserve">Step 2: Deploy Cloud Run Services</w:t>
+        <w:t xml:space="preserve">Step 1: Deploy the backend</w:t>
+      </w:r>
+    </w:p>
+    <w:p>
+      <w:pPr>
+        <w:spacing w:after="100" w:line="270"/>
+      </w:pPr>
+      <w:r>
+        <w:rPr>
+          <w:rFonts w:ascii="Calibri" w:cs="Calibri" w:eastAsia="Calibri" w:hAnsi="Calibri"/>
+          <w:color w:val="222222"/>
+          <w:sz w:val="21"/>
+          <w:szCs w:val="21"/>
+        </w:rPr>
+        <w:t xml:space="preserve">Cloud Build compiles the container image in Google Cloud from repository source. No local</w:t>
+      </w:r>
+      <w:r>
+        <w:br/>
+      </w:r>
+      <w:r>
+        <w:rPr>
+          <w:rFonts w:ascii="Calibri" w:cs="Calibri" w:eastAsia="Calibri" w:hAnsi="Calibri"/>
+          <w:color w:val="222222"/>
+          <w:sz w:val="21"/>
+          <w:szCs w:val="21"/>
+        </w:rPr>
+        <w:t xml:space="preserve">Docker installation is needed.</w:t>
       </w:r>
     </w:p>
     <w:tbl>
@@ -2039,20 +1750,6 @@
                 <w:sz w:val="18"/>
                 <w:szCs w:val="18"/>
               </w:rPr>
-              <w:t xml:space="preserve"># Deploy Backend API Service</w:t>
-            </w:r>
-          </w:p>
-          <w:p>
-            <w:pPr>
-              <w:spacing w:after="30" w:line="230"/>
-            </w:pPr>
-            <w:r>
-              <w:rPr>
-                <w:rFonts w:ascii="Consolas" w:cs="Consolas" w:eastAsia="Consolas" w:hAnsi="Consolas"/>
-                <w:color w:val="1E293B"/>
-                <w:sz w:val="18"/>
-                <w:szCs w:val="18"/>
-              </w:rPr>
               <w:t xml:space="preserve">gcloud run deploy case-ace-api \</w:t>
             </w:r>
           </w:p>
@@ -2067,35 +1764,63 @@
                 <w:sz w:val="18"/>
                 <w:szCs w:val="18"/>
               </w:rPr>
-              <w:t xml:space="preserve">  --image ${REGION}-docker.pkg.dev/${GCP_PROJECT_ID}/case-ace/backend:2.0.0 \</w:t>
-            </w:r>
-          </w:p>
-          <w:p>
-            <w:pPr>
-              <w:spacing w:after="30" w:line="230"/>
-            </w:pPr>
-            <w:r>
-              <w:rPr>
-                <w:rFonts w:ascii="Consolas" w:cs="Consolas" w:eastAsia="Consolas" w:hAnsi="Consolas"/>
-                <w:color w:val="1E293B"/>
-                <w:sz w:val="18"/>
-                <w:szCs w:val="18"/>
-              </w:rPr>
-              <w:t xml:space="preserve">  --region ${REGION} \</w:t>
-            </w:r>
-          </w:p>
-          <w:p>
-            <w:pPr>
-              <w:spacing w:after="30" w:line="230"/>
-            </w:pPr>
-            <w:r>
-              <w:rPr>
-                <w:rFonts w:ascii="Consolas" w:cs="Consolas" w:eastAsia="Consolas" w:hAnsi="Consolas"/>
-                <w:color w:val="1E293B"/>
-                <w:sz w:val="18"/>
-                <w:szCs w:val="18"/>
-              </w:rPr>
-              <w:t xml:space="preserve">  --platform managed \</w:t>
+              <w:t xml:space="preserve">  --project=case-ace-v2 \</w:t>
+            </w:r>
+          </w:p>
+          <w:p>
+            <w:pPr>
+              <w:spacing w:after="30" w:line="230"/>
+            </w:pPr>
+            <w:r>
+              <w:rPr>
+                <w:rFonts w:ascii="Consolas" w:cs="Consolas" w:eastAsia="Consolas" w:hAnsi="Consolas"/>
+                <w:color w:val="1E293B"/>
+                <w:sz w:val="18"/>
+                <w:szCs w:val="18"/>
+              </w:rPr>
+              <w:t xml:space="preserve">  --region=europe-west2 \</w:t>
+            </w:r>
+          </w:p>
+          <w:p>
+            <w:pPr>
+              <w:spacing w:after="30" w:line="230"/>
+            </w:pPr>
+            <w:r>
+              <w:rPr>
+                <w:rFonts w:ascii="Consolas" w:cs="Consolas" w:eastAsia="Consolas" w:hAnsi="Consolas"/>
+                <w:color w:val="1E293B"/>
+                <w:sz w:val="18"/>
+                <w:szCs w:val="18"/>
+              </w:rPr>
+              <w:t xml:space="preserve">  --source=. \</w:t>
+            </w:r>
+          </w:p>
+          <w:p>
+            <w:pPr>
+              <w:spacing w:after="30" w:line="230"/>
+            </w:pPr>
+            <w:r>
+              <w:rPr>
+                <w:rFonts w:ascii="Consolas" w:cs="Consolas" w:eastAsia="Consolas" w:hAnsi="Consolas"/>
+                <w:color w:val="1E293B"/>
+                <w:sz w:val="18"/>
+                <w:szCs w:val="18"/>
+              </w:rPr>
+              <w:t xml:space="preserve">  --dockerfile=infrastructure/docker/Dockerfile.backend \</w:t>
+            </w:r>
+          </w:p>
+          <w:p>
+            <w:pPr>
+              <w:spacing w:after="30" w:line="230"/>
+            </w:pPr>
+            <w:r>
+              <w:rPr>
+                <w:rFonts w:ascii="Consolas" w:cs="Consolas" w:eastAsia="Consolas" w:hAnsi="Consolas"/>
+                <w:color w:val="1E293B"/>
+                <w:sz w:val="18"/>
+                <w:szCs w:val="18"/>
+              </w:rPr>
+              <w:t xml:space="preserve">  --service-account=case-ace-api-sa@case-ace-v2.iam.gserviceaccount.com \</w:t>
             </w:r>
           </w:p>
           <w:p>
@@ -2123,105 +1848,21 @@
                 <w:sz w:val="18"/>
                 <w:szCs w:val="18"/>
               </w:rPr>
-              <w:t xml:space="preserve">  --set-env-vars APP_ENV=pilot,GCP_REGION=europe-west2,CORS_ORIGIN="https://caseace.adviceintelligence.tech,https://api.caseace.adviceintelligence.tech"</w:t>
-            </w:r>
-          </w:p>
-          <w:p>
-            <w:pPr>
-              <w:spacing w:after="30" w:line="230"/>
-            </w:pPr>
-            <w:r>
-              <w:rPr>
-                <w:rFonts w:ascii="Consolas" w:cs="Consolas" w:eastAsia="Consolas" w:hAnsi="Consolas"/>
-                <w:color w:val="1E293B"/>
-                <w:sz w:val="18"/>
-                <w:szCs w:val="18"/>
-              </w:rPr>
-              <w:t xml:space="preserve"> </w:t>
-            </w:r>
-          </w:p>
-          <w:p>
-            <w:pPr>
-              <w:spacing w:after="30" w:line="230"/>
-            </w:pPr>
-            <w:r>
-              <w:rPr>
-                <w:rFonts w:ascii="Consolas" w:cs="Consolas" w:eastAsia="Consolas" w:hAnsi="Consolas"/>
-                <w:color w:val="1E293B"/>
-                <w:sz w:val="18"/>
-                <w:szCs w:val="18"/>
-              </w:rPr>
-              <w:t xml:space="preserve"># Deploy Frontend SPA Service</w:t>
-            </w:r>
-          </w:p>
-          <w:p>
-            <w:pPr>
-              <w:spacing w:after="30" w:line="230"/>
-            </w:pPr>
-            <w:r>
-              <w:rPr>
-                <w:rFonts w:ascii="Consolas" w:cs="Consolas" w:eastAsia="Consolas" w:hAnsi="Consolas"/>
-                <w:color w:val="1E293B"/>
-                <w:sz w:val="18"/>
-                <w:szCs w:val="18"/>
-              </w:rPr>
-              <w:t xml:space="preserve">gcloud run deploy case-ace-frontend \</w:t>
-            </w:r>
-          </w:p>
-          <w:p>
-            <w:pPr>
-              <w:spacing w:after="30" w:line="230"/>
-            </w:pPr>
-            <w:r>
-              <w:rPr>
-                <w:rFonts w:ascii="Consolas" w:cs="Consolas" w:eastAsia="Consolas" w:hAnsi="Consolas"/>
-                <w:color w:val="1E293B"/>
-                <w:sz w:val="18"/>
-                <w:szCs w:val="18"/>
-              </w:rPr>
-              <w:t xml:space="preserve">  --image ${REGION}-docker.pkg.dev/${GCP_PROJECT_ID}/case-ace/frontend:2.0.0 \</w:t>
-            </w:r>
-          </w:p>
-          <w:p>
-            <w:pPr>
-              <w:spacing w:after="30" w:line="230"/>
-            </w:pPr>
-            <w:r>
-              <w:rPr>
-                <w:rFonts w:ascii="Consolas" w:cs="Consolas" w:eastAsia="Consolas" w:hAnsi="Consolas"/>
-                <w:color w:val="1E293B"/>
-                <w:sz w:val="18"/>
-                <w:szCs w:val="18"/>
-              </w:rPr>
-              <w:t xml:space="preserve">  --region ${REGION} \</w:t>
-            </w:r>
-          </w:p>
-          <w:p>
-            <w:pPr>
-              <w:spacing w:after="30" w:line="230"/>
-            </w:pPr>
-            <w:r>
-              <w:rPr>
-                <w:rFonts w:ascii="Consolas" w:cs="Consolas" w:eastAsia="Consolas" w:hAnsi="Consolas"/>
-                <w:color w:val="1E293B"/>
-                <w:sz w:val="18"/>
-                <w:szCs w:val="18"/>
-              </w:rPr>
-              <w:t xml:space="preserve">  --platform managed \</w:t>
-            </w:r>
-          </w:p>
-          <w:p>
-            <w:pPr>
-              <w:spacing w:after="30" w:line="230"/>
-            </w:pPr>
-            <w:r>
-              <w:rPr>
-                <w:rFonts w:ascii="Consolas" w:cs="Consolas" w:eastAsia="Consolas" w:hAnsi="Consolas"/>
-                <w:color w:val="1E293B"/>
-                <w:sz w:val="18"/>
-                <w:szCs w:val="18"/>
-              </w:rPr>
-              <w:t xml:space="preserve">  --allow-unauthenticated</w:t>
+              <w:t xml:space="preserve">  --set-env-vars=APP_ENV=pilot,GCP_REGION=europe-west2,GCP_PROJECT_ID=case-ace-v2,ALLOW_TOTP_IN_PILOT=true \</w:t>
+            </w:r>
+          </w:p>
+          <w:p>
+            <w:pPr>
+              <w:spacing w:after="30" w:line="230"/>
+            </w:pPr>
+            <w:r>
+              <w:rPr>
+                <w:rFonts w:ascii="Consolas" w:cs="Consolas" w:eastAsia="Consolas" w:hAnsi="Consolas"/>
+                <w:color w:val="1E293B"/>
+                <w:sz w:val="18"/>
+                <w:szCs w:val="18"/>
+              </w:rPr>
+              <w:t xml:space="preserve">  --set-secrets=JWT_SECRET=case-ace-jwt-secret:latest</w:t>
             </w:r>
           </w:p>
         </w:tc>
@@ -2246,7 +1887,7 @@
           <w:sz w:val="21"/>
           <w:szCs w:val="21"/>
         </w:rPr>
-        <w:t xml:space="preserve">Step 3: Map Custom Domains in Cloud Run</w:t>
+        <w:t xml:space="preserve">Step 2: Build and deploy the SPA</w:t>
       </w:r>
     </w:p>
     <w:tbl>
@@ -2292,147 +1933,21 @@
                 <w:sz w:val="18"/>
                 <w:szCs w:val="18"/>
               </w:rPr>
-              <w:t xml:space="preserve"># Map Frontend to caseace.adviceintelligence.tech</w:t>
-            </w:r>
-          </w:p>
-          <w:p>
-            <w:pPr>
-              <w:spacing w:after="30" w:line="230"/>
-            </w:pPr>
-            <w:r>
-              <w:rPr>
-                <w:rFonts w:ascii="Consolas" w:cs="Consolas" w:eastAsia="Consolas" w:hAnsi="Consolas"/>
-                <w:color w:val="1E293B"/>
-                <w:sz w:val="18"/>
-                <w:szCs w:val="18"/>
-              </w:rPr>
-              <w:t xml:space="preserve">gcloud beta run domain-mappings create \</w:t>
-            </w:r>
-          </w:p>
-          <w:p>
-            <w:pPr>
-              <w:spacing w:after="30" w:line="230"/>
-            </w:pPr>
-            <w:r>
-              <w:rPr>
-                <w:rFonts w:ascii="Consolas" w:cs="Consolas" w:eastAsia="Consolas" w:hAnsi="Consolas"/>
-                <w:color w:val="1E293B"/>
-                <w:sz w:val="18"/>
-                <w:szCs w:val="18"/>
-              </w:rPr>
-              <w:t xml:space="preserve">  --service case-ace-frontend \</w:t>
-            </w:r>
-          </w:p>
-          <w:p>
-            <w:pPr>
-              <w:spacing w:after="30" w:line="230"/>
-            </w:pPr>
-            <w:r>
-              <w:rPr>
-                <w:rFonts w:ascii="Consolas" w:cs="Consolas" w:eastAsia="Consolas" w:hAnsi="Consolas"/>
-                <w:color w:val="1E293B"/>
-                <w:sz w:val="18"/>
-                <w:szCs w:val="18"/>
-              </w:rPr>
-              <w:t xml:space="preserve">  --domain caseace.adviceintelligence.tech \</w:t>
-            </w:r>
-          </w:p>
-          <w:p>
-            <w:pPr>
-              <w:spacing w:after="30" w:line="230"/>
-            </w:pPr>
-            <w:r>
-              <w:rPr>
-                <w:rFonts w:ascii="Consolas" w:cs="Consolas" w:eastAsia="Consolas" w:hAnsi="Consolas"/>
-                <w:color w:val="1E293B"/>
-                <w:sz w:val="18"/>
-                <w:szCs w:val="18"/>
-              </w:rPr>
-              <w:t xml:space="preserve">  --region ${REGION}</w:t>
-            </w:r>
-          </w:p>
-          <w:p>
-            <w:pPr>
-              <w:spacing w:after="30" w:line="230"/>
-            </w:pPr>
-            <w:r>
-              <w:rPr>
-                <w:rFonts w:ascii="Consolas" w:cs="Consolas" w:eastAsia="Consolas" w:hAnsi="Consolas"/>
-                <w:color w:val="1E293B"/>
-                <w:sz w:val="18"/>
-                <w:szCs w:val="18"/>
-              </w:rPr>
-              <w:t xml:space="preserve"> </w:t>
-            </w:r>
-          </w:p>
-          <w:p>
-            <w:pPr>
-              <w:spacing w:after="30" w:line="230"/>
-            </w:pPr>
-            <w:r>
-              <w:rPr>
-                <w:rFonts w:ascii="Consolas" w:cs="Consolas" w:eastAsia="Consolas" w:hAnsi="Consolas"/>
-                <w:color w:val="1E293B"/>
-                <w:sz w:val="18"/>
-                <w:szCs w:val="18"/>
-              </w:rPr>
-              <w:t xml:space="preserve"># Map Backend to api.caseace.adviceintelligence.tech</w:t>
-            </w:r>
-          </w:p>
-          <w:p>
-            <w:pPr>
-              <w:spacing w:after="30" w:line="230"/>
-            </w:pPr>
-            <w:r>
-              <w:rPr>
-                <w:rFonts w:ascii="Consolas" w:cs="Consolas" w:eastAsia="Consolas" w:hAnsi="Consolas"/>
-                <w:color w:val="1E293B"/>
-                <w:sz w:val="18"/>
-                <w:szCs w:val="18"/>
-              </w:rPr>
-              <w:t xml:space="preserve">gcloud beta run domain-mappings create \</w:t>
-            </w:r>
-          </w:p>
-          <w:p>
-            <w:pPr>
-              <w:spacing w:after="30" w:line="230"/>
-            </w:pPr>
-            <w:r>
-              <w:rPr>
-                <w:rFonts w:ascii="Consolas" w:cs="Consolas" w:eastAsia="Consolas" w:hAnsi="Consolas"/>
-                <w:color w:val="1E293B"/>
-                <w:sz w:val="18"/>
-                <w:szCs w:val="18"/>
-              </w:rPr>
-              <w:t xml:space="preserve">  --service case-ace-api \</w:t>
-            </w:r>
-          </w:p>
-          <w:p>
-            <w:pPr>
-              <w:spacing w:after="30" w:line="230"/>
-            </w:pPr>
-            <w:r>
-              <w:rPr>
-                <w:rFonts w:ascii="Consolas" w:cs="Consolas" w:eastAsia="Consolas" w:hAnsi="Consolas"/>
-                <w:color w:val="1E293B"/>
-                <w:sz w:val="18"/>
-                <w:szCs w:val="18"/>
-              </w:rPr>
-              <w:t xml:space="preserve">  --domain api.caseace.adviceintelligence.tech \</w:t>
-            </w:r>
-          </w:p>
-          <w:p>
-            <w:pPr>
-              <w:spacing w:after="30" w:line="230"/>
-            </w:pPr>
-            <w:r>
-              <w:rPr>
-                <w:rFonts w:ascii="Consolas" w:cs="Consolas" w:eastAsia="Consolas" w:hAnsi="Consolas"/>
-                <w:color w:val="1E293B"/>
-                <w:sz w:val="18"/>
-                <w:szCs w:val="18"/>
-              </w:rPr>
-              <w:t xml:space="preserve">  --region ${REGION}</w:t>
+              <w:t xml:space="preserve">VITE_APP_ENV=pilot npm run build</w:t>
+            </w:r>
+          </w:p>
+          <w:p>
+            <w:pPr>
+              <w:spacing w:after="30" w:line="230"/>
+            </w:pPr>
+            <w:r>
+              <w:rPr>
+                <w:rFonts w:ascii="Consolas" w:cs="Consolas" w:eastAsia="Consolas" w:hAnsi="Consolas"/>
+                <w:color w:val="1E293B"/>
+                <w:sz w:val="18"/>
+                <w:szCs w:val="18"/>
+              </w:rPr>
+              <w:t xml:space="preserve">firebase deploy --only hosting --project case-ace-v2</w:t>
             </w:r>
           </w:p>
         </w:tc>
@@ -2447,17 +1962,6 @@
       <w:pPr>
         <w:spacing w:after="100" w:line="270"/>
       </w:pPr>
-      <w:r>
-        <w:rPr>
-          <w:rFonts w:ascii="Calibri" w:cs="Calibri" w:eastAsia="Calibri" w:hAnsi="Calibri"/>
-          <w:i/>
-          <w:iCs/>
-          <w:color w:val="222222"/>
-          <w:sz w:val="21"/>
-          <w:szCs w:val="21"/>
-        </w:rPr>
-        <w:t xml:space="preserve">Cloud Run will display the exact DNS records (typically </w:t>
-      </w:r>
       <w:r>
         <w:rPr>
           <w:rFonts w:ascii="Consolas" w:cs="Consolas" w:eastAsia="Consolas" w:hAnsi="Consolas"/>
@@ -2466,146 +1970,16 @@
           <w:szCs w:val="19"/>
           <w:shd w:fill="E2E8F0" w:val="clear"/>
         </w:rPr>
-        <w:t xml:space="preserve">ghs.googlehosted.com.</w:t>
-      </w:r>
-      <w:r>
-        <w:rPr>
-          <w:rFonts w:ascii="Calibri" w:cs="Calibri" w:eastAsia="Calibri" w:hAnsi="Calibri"/>
-          <w:i/>
-          <w:iCs/>
-          <w:color w:val="222222"/>
-          <w:sz w:val="21"/>
-          <w:szCs w:val="21"/>
-        </w:rPr>
-        <w:t xml:space="preserve">). Google will automatically provision and renew a managed SSL/TLS certificate within 15–30 minutes of DNS propagation.</w:t>
-      </w:r>
-    </w:p>
-    <w:p>
-      <w:pPr>
-        <w:spacing w:after="160" w:before="160"/>
-      </w:pPr>
-    </w:p>
-    <w:p>
-      <w:pPr>
-        <w:pStyle w:val="Heading3"/>
-        <w:spacing w:after="80" w:before="180"/>
-      </w:pPr>
-      <w:r>
-        <w:rPr>
-          <w:rFonts w:ascii="Calibri" w:cs="Calibri" w:eastAsia="Calibri" w:hAnsi="Calibri"/>
-          <w:b/>
-          <w:bCs/>
-          <w:color w:val="1C355E"/>
-          <w:sz w:val="23"/>
-          <w:szCs w:val="23"/>
-        </w:rPr>
-        <w:t xml:space="preserve">Option B: Deploying Frontend via Vercel / Cloudflare Pages</w:t>
-      </w:r>
-    </w:p>
-    <w:p>
-      <w:pPr>
-        <w:spacing w:after="100" w:line="270"/>
-      </w:pPr>
-      <w:r>
-        <w:rPr>
-          <w:rFonts w:ascii="Calibri" w:cs="Calibri" w:eastAsia="Calibri" w:hAnsi="Calibri"/>
-          <w:color w:val="222222"/>
-          <w:sz w:val="21"/>
-          <w:szCs w:val="21"/>
-        </w:rPr>
-        <w:t xml:space="preserve">If hosting the frontend on modern edge CDN:</w:t>
-      </w:r>
-    </w:p>
-    <w:p>
-      <w:pPr>
-        <w:spacing w:after="60" w:line="260"/>
-        <w:ind w:left="400" w:hanging="240"/>
-      </w:pPr>
-      <w:r>
-        <w:rPr>
-          <w:rFonts w:ascii="Calibri" w:cs="Calibri" w:eastAsia="Calibri" w:hAnsi="Calibri"/>
-          <w:b/>
-          <w:bCs/>
-          <w:color w:val="004B87"/>
-          <w:sz w:val="21"/>
-          <w:szCs w:val="21"/>
-        </w:rPr>
-        <w:t xml:space="preserve">1. </w:t>
-      </w:r>
-      <w:r>
-        <w:rPr>
-          <w:rFonts w:ascii="Calibri" w:cs="Calibri" w:eastAsia="Calibri" w:hAnsi="Calibri"/>
-          <w:color w:val="222222"/>
-          <w:sz w:val="21"/>
-          <w:szCs w:val="21"/>
-        </w:rPr>
-        <w:t xml:space="preserve">Connect your repository to </w:t>
-      </w:r>
-      <w:r>
-        <w:rPr>
-          <w:rFonts w:ascii="Calibri" w:cs="Calibri" w:eastAsia="Calibri" w:hAnsi="Calibri"/>
-          <w:b/>
-          <w:bCs/>
-          <w:color w:val="222222"/>
-          <w:sz w:val="21"/>
-          <w:szCs w:val="21"/>
-        </w:rPr>
-        <w:t xml:space="preserve">Vercel</w:t>
-      </w:r>
-      <w:r>
-        <w:rPr>
-          <w:rFonts w:ascii="Calibri" w:cs="Calibri" w:eastAsia="Calibri" w:hAnsi="Calibri"/>
-          <w:color w:val="222222"/>
-          <w:sz w:val="21"/>
-          <w:szCs w:val="21"/>
-        </w:rPr>
-        <w:t xml:space="preserve"> or </w:t>
-      </w:r>
-      <w:r>
-        <w:rPr>
-          <w:rFonts w:ascii="Calibri" w:cs="Calibri" w:eastAsia="Calibri" w:hAnsi="Calibri"/>
-          <w:b/>
-          <w:bCs/>
-          <w:color w:val="222222"/>
-          <w:sz w:val="21"/>
-          <w:szCs w:val="21"/>
-        </w:rPr>
-        <w:t xml:space="preserve">Cloudflare Pages</w:t>
-      </w:r>
-      <w:r>
-        <w:rPr>
-          <w:rFonts w:ascii="Calibri" w:cs="Calibri" w:eastAsia="Calibri" w:hAnsi="Calibri"/>
-          <w:color w:val="222222"/>
-          <w:sz w:val="21"/>
-          <w:szCs w:val="21"/>
-        </w:rPr>
-        <w:t xml:space="preserve">.</w:t>
-      </w:r>
-    </w:p>
-    <w:p>
-      <w:pPr>
-        <w:spacing w:after="60" w:line="260"/>
-        <w:ind w:left="400" w:hanging="240"/>
-      </w:pPr>
-      <w:r>
-        <w:rPr>
-          <w:rFonts w:ascii="Calibri" w:cs="Calibri" w:eastAsia="Calibri" w:hAnsi="Calibri"/>
-          <w:b/>
-          <w:bCs/>
-          <w:color w:val="004B87"/>
-          <w:sz w:val="21"/>
-          <w:szCs w:val="21"/>
-        </w:rPr>
-        <w:t xml:space="preserve">2. </w:t>
-      </w:r>
-      <w:r>
-        <w:rPr>
-          <w:rFonts w:ascii="Calibri" w:cs="Calibri" w:eastAsia="Calibri" w:hAnsi="Calibri"/>
-          <w:color w:val="222222"/>
-          <w:sz w:val="21"/>
-          <w:szCs w:val="21"/>
-        </w:rPr>
-        <w:t xml:space="preserve">Set Root Directory to </w:t>
+        <w:t xml:space="preserve">VITE_APP_ENV</w:t>
+      </w:r>
+      <w:r>
+        <w:rPr>
+          <w:rFonts w:ascii="Calibri" w:cs="Calibri" w:eastAsia="Calibri" w:hAnsi="Calibri"/>
+          <w:color w:val="222222"/>
+          <w:sz w:val="21"/>
+          <w:szCs w:val="21"/>
+        </w:rPr>
+        <w:t xml:space="preserve"> is required. </w:t>
       </w:r>
       <w:r>
         <w:rPr>
@@ -2615,42 +1989,16 @@
           <w:szCs w:val="19"/>
           <w:shd w:fill="E2E8F0" w:val="clear"/>
         </w:rPr>
-        <w:t xml:space="preserve">client/</w:t>
-      </w:r>
-      <w:r>
-        <w:rPr>
-          <w:rFonts w:ascii="Calibri" w:cs="Calibri" w:eastAsia="Calibri" w:hAnsi="Calibri"/>
-          <w:color w:val="222222"/>
-          <w:sz w:val="21"/>
-          <w:szCs w:val="21"/>
-        </w:rPr>
-        <w:t xml:space="preserve">.</w:t>
-      </w:r>
-    </w:p>
-    <w:p>
-      <w:pPr>
-        <w:spacing w:after="60" w:line="260"/>
-        <w:ind w:left="400" w:hanging="240"/>
-      </w:pPr>
-      <w:r>
-        <w:rPr>
-          <w:rFonts w:ascii="Calibri" w:cs="Calibri" w:eastAsia="Calibri" w:hAnsi="Calibri"/>
-          <w:b/>
-          <w:bCs/>
-          <w:color w:val="004B87"/>
-          <w:sz w:val="21"/>
-          <w:szCs w:val="21"/>
-        </w:rPr>
-        <w:t xml:space="preserve">3. </w:t>
-      </w:r>
-      <w:r>
-        <w:rPr>
-          <w:rFonts w:ascii="Calibri" w:cs="Calibri" w:eastAsia="Calibri" w:hAnsi="Calibri"/>
-          <w:color w:val="222222"/>
-          <w:sz w:val="21"/>
-          <w:szCs w:val="21"/>
-        </w:rPr>
-        <w:t xml:space="preserve">Set Build Command to </w:t>
+        <w:t xml:space="preserve">client/src/config/environments.ts</w:t>
+      </w:r>
+      <w:r>
+        <w:rPr>
+          <w:rFonts w:ascii="Calibri" w:cs="Calibri" w:eastAsia="Calibri" w:hAnsi="Calibri"/>
+          <w:color w:val="222222"/>
+          <w:sz w:val="21"/>
+          <w:szCs w:val="21"/>
+        </w:rPr>
+        <w:t xml:space="preserve"> fails closed to the </w:t>
       </w:r>
       <w:r>
         <w:rPr>
@@ -2660,16 +2008,19 @@
           <w:szCs w:val="19"/>
           <w:shd w:fill="E2E8F0" w:val="clear"/>
         </w:rPr>
-        <w:t xml:space="preserve">npm run build</w:t>
-      </w:r>
-      <w:r>
-        <w:rPr>
-          <w:rFonts w:ascii="Calibri" w:cs="Calibri" w:eastAsia="Calibri" w:hAnsi="Calibri"/>
-          <w:color w:val="222222"/>
-          <w:sz w:val="21"/>
-          <w:szCs w:val="21"/>
-        </w:rPr>
-        <w:t xml:space="preserve"> and Output Directory to </w:t>
+        <w:t xml:space="preserve">local</w:t>
+      </w:r>
+      <w:r>
+        <w:br/>
+      </w:r>
+      <w:r>
+        <w:rPr>
+          <w:rFonts w:ascii="Calibri" w:cs="Calibri" w:eastAsia="Calibri" w:hAnsi="Calibri"/>
+          <w:color w:val="222222"/>
+          <w:sz w:val="21"/>
+          <w:szCs w:val="21"/>
+        </w:rPr>
+        <w:t xml:space="preserve">environment, so a build without it produces an SPA pointing at </w:t>
       </w:r>
       <w:r>
         <w:rPr>
@@ -2679,7 +2030,7 @@
           <w:szCs w:val="19"/>
           <w:shd w:fill="E2E8F0" w:val="clear"/>
         </w:rPr>
-        <w:t xml:space="preserve">dist</w:t>
+        <w:t xml:space="preserve">http://localhost:8080</w:t>
       </w:r>
       <w:r>
         <w:rPr>
@@ -2693,28 +2044,38 @@
     </w:p>
     <w:p>
       <w:pPr>
-        <w:spacing w:after="60" w:line="260"/>
-        <w:ind w:left="400" w:hanging="240"/>
-      </w:pPr>
-      <w:r>
-        <w:rPr>
-          <w:rFonts w:ascii="Calibri" w:cs="Calibri" w:eastAsia="Calibri" w:hAnsi="Calibri"/>
-          <w:b/>
-          <w:bCs/>
-          <w:color w:val="004B87"/>
-          <w:sz w:val="21"/>
-          <w:szCs w:val="21"/>
-        </w:rPr>
-        <w:t xml:space="preserve">4. </w:t>
-      </w:r>
-      <w:r>
-        <w:rPr>
-          <w:rFonts w:ascii="Calibri" w:cs="Calibri" w:eastAsia="Calibri" w:hAnsi="Calibri"/>
-          <w:color w:val="222222"/>
-          <w:sz w:val="21"/>
-          <w:szCs w:val="21"/>
-        </w:rPr>
-        <w:t xml:space="preserve">Configure Environment Variable: </w:t>
+        <w:spacing w:after="160" w:before="160"/>
+      </w:pPr>
+    </w:p>
+    <w:p>
+      <w:pPr>
+        <w:pStyle w:val="Heading3"/>
+        <w:spacing w:after="80" w:before="180"/>
+      </w:pPr>
+      <w:r>
+        <w:rPr>
+          <w:rFonts w:ascii="Calibri" w:cs="Calibri" w:eastAsia="Calibri" w:hAnsi="Calibri"/>
+          <w:b/>
+          <w:bCs/>
+          <w:color w:val="1C355E"/>
+          <w:sz w:val="23"/>
+          <w:szCs w:val="23"/>
+        </w:rPr>
+        <w:t xml:space="preserve">Residency caveat</w:t>
+      </w:r>
+    </w:p>
+    <w:p>
+      <w:pPr>
+        <w:spacing w:after="100" w:line="270"/>
+      </w:pPr>
+      <w:r>
+        <w:rPr>
+          <w:rFonts w:ascii="Calibri" w:cs="Calibri" w:eastAsia="Calibri" w:hAnsi="Calibri"/>
+          <w:color w:val="222222"/>
+          <w:sz w:val="21"/>
+          <w:szCs w:val="21"/>
+        </w:rPr>
+        <w:t xml:space="preserve">Cloud Run, Speech-to-Text and Vertex AI are pinned to </w:t>
       </w:r>
       <w:r>
         <w:rPr>
@@ -2724,42 +2085,63 @@
           <w:szCs w:val="19"/>
           <w:shd w:fill="E2E8F0" w:val="clear"/>
         </w:rPr>
-        <w:t xml:space="preserve">VITE_APP_ENV=pilot</w:t>
-      </w:r>
-      <w:r>
-        <w:rPr>
-          <w:rFonts w:ascii="Calibri" w:cs="Calibri" w:eastAsia="Calibri" w:hAnsi="Calibri"/>
-          <w:color w:val="222222"/>
-          <w:sz w:val="21"/>
-          <w:szCs w:val="21"/>
-        </w:rPr>
-        <w:t xml:space="preserve">.</w:t>
-      </w:r>
-    </w:p>
-    <w:p>
-      <w:pPr>
-        <w:spacing w:after="60" w:line="260"/>
-        <w:ind w:left="400" w:hanging="240"/>
-      </w:pPr>
-      <w:r>
-        <w:rPr>
-          <w:rFonts w:ascii="Calibri" w:cs="Calibri" w:eastAsia="Calibri" w:hAnsi="Calibri"/>
-          <w:b/>
-          <w:bCs/>
-          <w:color w:val="004B87"/>
-          <w:sz w:val="21"/>
-          <w:szCs w:val="21"/>
-        </w:rPr>
-        <w:t xml:space="preserve">5. </w:t>
-      </w:r>
-      <w:r>
-        <w:rPr>
-          <w:rFonts w:ascii="Calibri" w:cs="Calibri" w:eastAsia="Calibri" w:hAnsi="Calibri"/>
-          <w:color w:val="222222"/>
-          <w:sz w:val="21"/>
-          <w:szCs w:val="21"/>
-        </w:rPr>
-        <w:t xml:space="preserve">Add Custom Domain: </w:t>
+        <w:t xml:space="preserve">europe-west2</w:t>
+      </w:r>
+      <w:r>
+        <w:rPr>
+          <w:rFonts w:ascii="Calibri" w:cs="Calibri" w:eastAsia="Calibri" w:hAnsi="Calibri"/>
+          <w:color w:val="222222"/>
+          <w:sz w:val="21"/>
+          <w:szCs w:val="21"/>
+        </w:rPr>
+        <w:t xml:space="preserve">. Firebase Hosting is a</w:t>
+      </w:r>
+      <w:r>
+        <w:br/>
+      </w:r>
+      <w:r>
+        <w:rPr>
+          <w:rFonts w:ascii="Calibri" w:cs="Calibri" w:eastAsia="Calibri" w:hAnsi="Calibri"/>
+          <w:color w:val="222222"/>
+          <w:sz w:val="21"/>
+          <w:szCs w:val="21"/>
+        </w:rPr>
+        <w:t xml:space="preserve">global anycast CDN, so TLS terminates at the Google edge nearest the adviser, which may be</w:t>
+      </w:r>
+      <w:r>
+        <w:br/>
+      </w:r>
+      <w:r>
+        <w:rPr>
+          <w:rFonts w:ascii="Calibri" w:cs="Calibri" w:eastAsia="Calibri" w:hAnsi="Calibri"/>
+          <w:color w:val="222222"/>
+          <w:sz w:val="21"/>
+          <w:szCs w:val="21"/>
+        </w:rPr>
+        <w:t xml:space="preserve">outside the United Kingdom. A </w:t>
+      </w:r>
+      <w:r>
+        <w:rPr>
+          <w:rFonts w:ascii="Calibri" w:cs="Calibri" w:eastAsia="Calibri" w:hAnsi="Calibri"/>
+          <w:b/>
+          <w:bCs/>
+          <w:color w:val="222222"/>
+          <w:sz w:val="21"/>
+          <w:szCs w:val="21"/>
+        </w:rPr>
+        <w:t xml:space="preserve">regional</w:t>
+      </w:r>
+      <w:r>
+        <w:rPr>
+          <w:rFonts w:ascii="Calibri" w:cs="Calibri" w:eastAsia="Calibri" w:hAnsi="Calibri"/>
+          <w:color w:val="222222"/>
+          <w:sz w:val="21"/>
+          <w:szCs w:val="21"/>
+        </w:rPr>
+        <w:t xml:space="preserve"> external Application Load Balancer in</w:t>
+      </w:r>
+      <w:r>
+        <w:br/>
       </w:r>
       <w:r>
         <w:rPr>
@@ -2769,42 +2151,96 @@
           <w:szCs w:val="19"/>
           <w:shd w:fill="E2E8F0" w:val="clear"/>
         </w:rPr>
-        <w:t xml:space="preserve">caseace.adviceintelligence.tech</w:t>
-      </w:r>
-      <w:r>
-        <w:rPr>
-          <w:rFonts w:ascii="Calibri" w:cs="Calibri" w:eastAsia="Calibri" w:hAnsi="Calibri"/>
-          <w:color w:val="222222"/>
-          <w:sz w:val="21"/>
-          <w:szCs w:val="21"/>
-        </w:rPr>
-        <w:t xml:space="preserve">.</w:t>
-      </w:r>
-    </w:p>
-    <w:p>
-      <w:pPr>
-        <w:spacing w:after="60" w:line="260"/>
-        <w:ind w:left="400" w:hanging="240"/>
-      </w:pPr>
-      <w:r>
-        <w:rPr>
-          <w:rFonts w:ascii="Calibri" w:cs="Calibri" w:eastAsia="Calibri" w:hAnsi="Calibri"/>
-          <w:b/>
-          <w:bCs/>
-          <w:color w:val="004B87"/>
-          <w:sz w:val="21"/>
-          <w:szCs w:val="21"/>
-        </w:rPr>
-        <w:t xml:space="preserve">6. </w:t>
-      </w:r>
-      <w:r>
-        <w:rPr>
-          <w:rFonts w:ascii="Calibri" w:cs="Calibri" w:eastAsia="Calibri" w:hAnsi="Calibri"/>
-          <w:color w:val="222222"/>
-          <w:sz w:val="21"/>
-          <w:szCs w:val="21"/>
-        </w:rPr>
-        <w:t xml:space="preserve">Add rewrite rule in </w:t>
+        <w:t xml:space="preserve">europe-west2</w:t>
+      </w:r>
+      <w:r>
+        <w:rPr>
+          <w:rFonts w:ascii="Calibri" w:cs="Calibri" w:eastAsia="Calibri" w:hAnsi="Calibri"/>
+          <w:color w:val="222222"/>
+          <w:sz w:val="21"/>
+          <w:szCs w:val="21"/>
+        </w:rPr>
+        <w:t xml:space="preserve"> would keep termination inside the UK. A </w:t>
+      </w:r>
+      <w:r>
+        <w:rPr>
+          <w:rFonts w:ascii="Calibri" w:cs="Calibri" w:eastAsia="Calibri" w:hAnsi="Calibri"/>
+          <w:i/>
+          <w:iCs/>
+          <w:color w:val="222222"/>
+          <w:sz w:val="21"/>
+          <w:szCs w:val="21"/>
+        </w:rPr>
+        <w:t xml:space="preserve">global</w:t>
+      </w:r>
+      <w:r>
+        <w:rPr>
+          <w:rFonts w:ascii="Calibri" w:cs="Calibri" w:eastAsia="Calibri" w:hAnsi="Calibri"/>
+          <w:color w:val="222222"/>
+          <w:sz w:val="21"/>
+          <w:szCs w:val="21"/>
+        </w:rPr>
+        <w:t xml:space="preserve"> external load balancer would</w:t>
+      </w:r>
+      <w:r>
+        <w:br/>
+      </w:r>
+      <w:r>
+        <w:rPr>
+          <w:rFonts w:ascii="Calibri" w:cs="Calibri" w:eastAsia="Calibri" w:hAnsi="Calibri"/>
+          <w:color w:val="222222"/>
+          <w:sz w:val="21"/>
+          <w:szCs w:val="21"/>
+        </w:rPr>
+        <w:t xml:space="preserve">not, since it terminates at the same global edge. This is an open decision that should be</w:t>
+      </w:r>
+      <w:r>
+        <w:br/>
+      </w:r>
+      <w:r>
+        <w:rPr>
+          <w:rFonts w:ascii="Calibri" w:cs="Calibri" w:eastAsia="Calibri" w:hAnsi="Calibri"/>
+          <w:color w:val="222222"/>
+          <w:sz w:val="21"/>
+          <w:szCs w:val="21"/>
+        </w:rPr>
+        <w:t xml:space="preserve">settled and recorded in the DPIA before the pilot processes real client consultations.</w:t>
+      </w:r>
+    </w:p>
+    <w:p>
+      <w:pPr>
+        <w:spacing w:after="160" w:before="160"/>
+      </w:pPr>
+    </w:p>
+    <w:p>
+      <w:pPr>
+        <w:pStyle w:val="Heading2"/>
+        <w:spacing w:after="100" w:before="240"/>
+      </w:pPr>
+      <w:r>
+        <w:rPr>
+          <w:rFonts w:ascii="Calibri" w:cs="Calibri" w:eastAsia="Calibri" w:hAnsi="Calibri"/>
+          <w:b/>
+          <w:bCs/>
+          <w:color w:val="006699"/>
+          <w:sz w:val="27"/>
+          <w:szCs w:val="27"/>
+        </w:rPr>
+        <w:t xml:space="preserve">4. Updating Identity &amp; Telephony Integrations</w:t>
+      </w:r>
+    </w:p>
+    <w:p>
+      <w:pPr>
+        <w:spacing w:after="100" w:line="270"/>
+      </w:pPr>
+      <w:r>
+        <w:rPr>
+          <w:rFonts w:ascii="Calibri" w:cs="Calibri" w:eastAsia="Calibri" w:hAnsi="Calibri"/>
+          <w:color w:val="222222"/>
+          <w:sz w:val="21"/>
+          <w:szCs w:val="21"/>
+        </w:rPr>
+        <w:t xml:space="preserve">After provisioning </w:t>
       </w:r>
       <w:r>
         <w:rPr>
@@ -2814,16 +2250,79 @@
           <w:szCs w:val="19"/>
           <w:shd w:fill="E2E8F0" w:val="clear"/>
         </w:rPr>
-        <w:t xml:space="preserve">vercel.json</w:t>
-      </w:r>
-      <w:r>
-        <w:rPr>
-          <w:rFonts w:ascii="Calibri" w:cs="Calibri" w:eastAsia="Calibri" w:hAnsi="Calibri"/>
-          <w:color w:val="222222"/>
-          <w:sz w:val="21"/>
-          <w:szCs w:val="21"/>
-        </w:rPr>
-        <w:t xml:space="preserve"> or Cloudflare Transform Rules to route </w:t>
+        <w:t xml:space="preserve">caseace.adviceintelligence.tech</w:t>
+      </w:r>
+      <w:r>
+        <w:rPr>
+          <w:rFonts w:ascii="Calibri" w:cs="Calibri" w:eastAsia="Calibri" w:hAnsi="Calibri"/>
+          <w:color w:val="222222"/>
+          <w:sz w:val="21"/>
+          <w:szCs w:val="21"/>
+        </w:rPr>
+        <w:t xml:space="preserve">, update the external identity and telephony OAuth callbacks:</w:t>
+      </w:r>
+    </w:p>
+    <w:p>
+      <w:pPr>
+        <w:pStyle w:val="Heading3"/>
+        <w:spacing w:after="80" w:before="180"/>
+      </w:pPr>
+      <w:r>
+        <w:rPr>
+          <w:rFonts w:ascii="Calibri" w:cs="Calibri" w:eastAsia="Calibri" w:hAnsi="Calibri"/>
+          <w:b/>
+          <w:bCs/>
+          <w:color w:val="1C355E"/>
+          <w:sz w:val="23"/>
+          <w:szCs w:val="23"/>
+        </w:rPr>
+        <w:t xml:space="preserve">1. Microsoft Entra ID App Registration</w:t>
+      </w:r>
+    </w:p>
+    <w:p>
+      <w:pPr>
+        <w:spacing w:after="60" w:line="260"/>
+        <w:ind w:left="400" w:hanging="240"/>
+      </w:pPr>
+      <w:r>
+        <w:rPr>
+          <w:rFonts w:ascii="Calibri" w:cs="Calibri" w:eastAsia="Calibri" w:hAnsi="Calibri"/>
+          <w:b/>
+          <w:bCs/>
+          <w:color w:val="004B87"/>
+          <w:sz w:val="21"/>
+          <w:szCs w:val="21"/>
+        </w:rPr>
+        <w:t xml:space="preserve">1. </w:t>
+      </w:r>
+      <w:r>
+        <w:rPr>
+          <w:rFonts w:ascii="Calibri" w:cs="Calibri" w:eastAsia="Calibri" w:hAnsi="Calibri"/>
+          <w:color w:val="222222"/>
+          <w:sz w:val="21"/>
+          <w:szCs w:val="21"/>
+        </w:rPr>
+        <w:t xml:space="preserve">Navigate to the </w:t>
+      </w:r>
+      <w:r>
+        <w:rPr>
+          <w:rFonts w:ascii="Calibri" w:cs="Calibri" w:eastAsia="Calibri" w:hAnsi="Calibri"/>
+          <w:b/>
+          <w:bCs/>
+          <w:color w:val="222222"/>
+          <w:sz w:val="21"/>
+          <w:szCs w:val="21"/>
+        </w:rPr>
+        <w:t xml:space="preserve">Microsoft Entra Admin Center</w:t>
+      </w:r>
+      <w:r>
+        <w:rPr>
+          <w:rFonts w:ascii="Calibri" w:cs="Calibri" w:eastAsia="Calibri" w:hAnsi="Calibri"/>
+          <w:color w:val="222222"/>
+          <w:sz w:val="21"/>
+          <w:szCs w:val="21"/>
+        </w:rPr>
+        <w:t xml:space="preserve"> (</w:t>
       </w:r>
       <w:r>
         <w:rPr>
@@ -2833,16 +2332,217 @@
           <w:szCs w:val="19"/>
           <w:shd w:fill="E2E8F0" w:val="clear"/>
         </w:rPr>
-        <w:t xml:space="preserve">/api/*</w:t>
-      </w:r>
-      <w:r>
-        <w:rPr>
-          <w:rFonts w:ascii="Calibri" w:cs="Calibri" w:eastAsia="Calibri" w:hAnsi="Calibri"/>
-          <w:color w:val="222222"/>
-          <w:sz w:val="21"/>
-          <w:szCs w:val="21"/>
-        </w:rPr>
-        <w:t xml:space="preserve"> to </w:t>
+        <w:t xml:space="preserve">https://entra.microsoft.com</w:t>
+      </w:r>
+      <w:r>
+        <w:rPr>
+          <w:rFonts w:ascii="Calibri" w:cs="Calibri" w:eastAsia="Calibri" w:hAnsi="Calibri"/>
+          <w:color w:val="222222"/>
+          <w:sz w:val="21"/>
+          <w:szCs w:val="21"/>
+        </w:rPr>
+        <w:t xml:space="preserve">).</w:t>
+      </w:r>
+    </w:p>
+    <w:p>
+      <w:pPr>
+        <w:spacing w:after="60" w:line="260"/>
+        <w:ind w:left="400" w:hanging="240"/>
+      </w:pPr>
+      <w:r>
+        <w:rPr>
+          <w:rFonts w:ascii="Calibri" w:cs="Calibri" w:eastAsia="Calibri" w:hAnsi="Calibri"/>
+          <w:b/>
+          <w:bCs/>
+          <w:color w:val="004B87"/>
+          <w:sz w:val="21"/>
+          <w:szCs w:val="21"/>
+        </w:rPr>
+        <w:t xml:space="preserve">2. </w:t>
+      </w:r>
+      <w:r>
+        <w:rPr>
+          <w:rFonts w:ascii="Calibri" w:cs="Calibri" w:eastAsia="Calibri" w:hAnsi="Calibri"/>
+          <w:color w:val="222222"/>
+          <w:sz w:val="21"/>
+          <w:szCs w:val="21"/>
+        </w:rPr>
+        <w:t xml:space="preserve">Go to </w:t>
+      </w:r>
+      <w:r>
+        <w:rPr>
+          <w:rFonts w:ascii="Calibri" w:cs="Calibri" w:eastAsia="Calibri" w:hAnsi="Calibri"/>
+          <w:b/>
+          <w:bCs/>
+          <w:color w:val="222222"/>
+          <w:sz w:val="21"/>
+          <w:szCs w:val="21"/>
+        </w:rPr>
+        <w:t xml:space="preserve">Identity</w:t>
+      </w:r>
+      <w:r>
+        <w:rPr>
+          <w:rFonts w:ascii="Calibri" w:cs="Calibri" w:eastAsia="Calibri" w:hAnsi="Calibri"/>
+          <w:color w:val="222222"/>
+          <w:sz w:val="21"/>
+          <w:szCs w:val="21"/>
+        </w:rPr>
+        <w:t xml:space="preserve"> $\rightarrow$ </w:t>
+      </w:r>
+      <w:r>
+        <w:rPr>
+          <w:rFonts w:ascii="Calibri" w:cs="Calibri" w:eastAsia="Calibri" w:hAnsi="Calibri"/>
+          <w:b/>
+          <w:bCs/>
+          <w:color w:val="222222"/>
+          <w:sz w:val="21"/>
+          <w:szCs w:val="21"/>
+        </w:rPr>
+        <w:t xml:space="preserve">Applications</w:t>
+      </w:r>
+      <w:r>
+        <w:rPr>
+          <w:rFonts w:ascii="Calibri" w:cs="Calibri" w:eastAsia="Calibri" w:hAnsi="Calibri"/>
+          <w:color w:val="222222"/>
+          <w:sz w:val="21"/>
+          <w:szCs w:val="21"/>
+        </w:rPr>
+        <w:t xml:space="preserve"> $\rightarrow$ </w:t>
+      </w:r>
+      <w:r>
+        <w:rPr>
+          <w:rFonts w:ascii="Calibri" w:cs="Calibri" w:eastAsia="Calibri" w:hAnsi="Calibri"/>
+          <w:b/>
+          <w:bCs/>
+          <w:color w:val="222222"/>
+          <w:sz w:val="21"/>
+          <w:szCs w:val="21"/>
+        </w:rPr>
+        <w:t xml:space="preserve">App registrations</w:t>
+      </w:r>
+      <w:r>
+        <w:rPr>
+          <w:rFonts w:ascii="Calibri" w:cs="Calibri" w:eastAsia="Calibri" w:hAnsi="Calibri"/>
+          <w:color w:val="222222"/>
+          <w:sz w:val="21"/>
+          <w:szCs w:val="21"/>
+        </w:rPr>
+        <w:t xml:space="preserve"> $\rightarrow$ Select </w:t>
+      </w:r>
+      <w:r>
+        <w:rPr>
+          <w:rFonts w:ascii="Calibri" w:cs="Calibri" w:eastAsia="Calibri" w:hAnsi="Calibri"/>
+          <w:b/>
+          <w:bCs/>
+          <w:color w:val="222222"/>
+          <w:sz w:val="21"/>
+          <w:szCs w:val="21"/>
+        </w:rPr>
+        <w:t xml:space="preserve">Case Ace Consultation Assistant</w:t>
+      </w:r>
+      <w:r>
+        <w:rPr>
+          <w:rFonts w:ascii="Calibri" w:cs="Calibri" w:eastAsia="Calibri" w:hAnsi="Calibri"/>
+          <w:color w:val="222222"/>
+          <w:sz w:val="21"/>
+          <w:szCs w:val="21"/>
+        </w:rPr>
+        <w:t xml:space="preserve">.</w:t>
+      </w:r>
+    </w:p>
+    <w:p>
+      <w:pPr>
+        <w:spacing w:after="60" w:line="260"/>
+        <w:ind w:left="400" w:hanging="240"/>
+      </w:pPr>
+      <w:r>
+        <w:rPr>
+          <w:rFonts w:ascii="Calibri" w:cs="Calibri" w:eastAsia="Calibri" w:hAnsi="Calibri"/>
+          <w:b/>
+          <w:bCs/>
+          <w:color w:val="004B87"/>
+          <w:sz w:val="21"/>
+          <w:szCs w:val="21"/>
+        </w:rPr>
+        <w:t xml:space="preserve">3. </w:t>
+      </w:r>
+      <w:r>
+        <w:rPr>
+          <w:rFonts w:ascii="Calibri" w:cs="Calibri" w:eastAsia="Calibri" w:hAnsi="Calibri"/>
+          <w:color w:val="222222"/>
+          <w:sz w:val="21"/>
+          <w:szCs w:val="21"/>
+        </w:rPr>
+        <w:t xml:space="preserve">Under </w:t>
+      </w:r>
+      <w:r>
+        <w:rPr>
+          <w:rFonts w:ascii="Calibri" w:cs="Calibri" w:eastAsia="Calibri" w:hAnsi="Calibri"/>
+          <w:b/>
+          <w:bCs/>
+          <w:color w:val="222222"/>
+          <w:sz w:val="21"/>
+          <w:szCs w:val="21"/>
+        </w:rPr>
+        <w:t xml:space="preserve">Authentication</w:t>
+      </w:r>
+      <w:r>
+        <w:rPr>
+          <w:rFonts w:ascii="Calibri" w:cs="Calibri" w:eastAsia="Calibri" w:hAnsi="Calibri"/>
+          <w:color w:val="222222"/>
+          <w:sz w:val="21"/>
+          <w:szCs w:val="21"/>
+        </w:rPr>
+        <w:t xml:space="preserve"> $\rightarrow$ </w:t>
+      </w:r>
+      <w:r>
+        <w:rPr>
+          <w:rFonts w:ascii="Calibri" w:cs="Calibri" w:eastAsia="Calibri" w:hAnsi="Calibri"/>
+          <w:b/>
+          <w:bCs/>
+          <w:color w:val="222222"/>
+          <w:sz w:val="21"/>
+          <w:szCs w:val="21"/>
+        </w:rPr>
+        <w:t xml:space="preserve">Redirect URIs</w:t>
+      </w:r>
+      <w:r>
+        <w:rPr>
+          <w:rFonts w:ascii="Calibri" w:cs="Calibri" w:eastAsia="Calibri" w:hAnsi="Calibri"/>
+          <w:color w:val="222222"/>
+          <w:sz w:val="21"/>
+          <w:szCs w:val="21"/>
+        </w:rPr>
+        <w:t xml:space="preserve">:</w:t>
+      </w:r>
+    </w:p>
+    <w:p>
+      <w:pPr>
+        <w:spacing w:after="60" w:line="260"/>
+        <w:ind w:left="400" w:hanging="240"/>
+      </w:pPr>
+      <w:r>
+        <w:rPr>
+          <w:rFonts w:ascii="Calibri" w:cs="Calibri" w:eastAsia="Calibri" w:hAnsi="Calibri"/>
+          <w:b/>
+          <w:bCs/>
+          <w:color w:val="004B87"/>
+          <w:sz w:val="21"/>
+          <w:szCs w:val="21"/>
+        </w:rPr>
+        <w:t xml:space="preserve">4. </w:t>
+      </w:r>
+      <w:r>
+        <w:rPr>
+          <w:rFonts w:ascii="Calibri" w:cs="Calibri" w:eastAsia="Calibri" w:hAnsi="Calibri"/>
+          <w:color w:val="222222"/>
+          <w:sz w:val="21"/>
+          <w:szCs w:val="21"/>
+        </w:rPr>
+        <w:t xml:space="preserve">Add Web / SPA Redirect URI:</w:t>
+      </w:r>
+      <w:r>
+        <w:br/>
       </w:r>
       <w:r>
         <w:rPr>
@@ -2852,16 +2552,7 @@
           <w:szCs w:val="19"/>
           <w:shd w:fill="E2E8F0" w:val="clear"/>
         </w:rPr>
-        <w:t xml:space="preserve">https://api.caseace.adviceintelligence.tech/:splat</w:t>
-      </w:r>
-      <w:r>
-        <w:rPr>
-          <w:rFonts w:ascii="Calibri" w:cs="Calibri" w:eastAsia="Calibri" w:hAnsi="Calibri"/>
-          <w:color w:val="222222"/>
-          <w:sz w:val="21"/>
-          <w:szCs w:val="21"/>
-        </w:rPr>
-        <w:t xml:space="preserve">.</w:t>
+        <w:t xml:space="preserve">https://caseace.adviceintelligence.tech/auth/callback</w:t>
       </w:r>
     </w:p>
     <w:p>
@@ -2871,8 +2562,51 @@
     </w:p>
     <w:p>
       <w:pPr>
-        <w:spacing w:after="160" w:before="160"/>
-      </w:pPr>
+        <w:spacing w:after="100" w:line="270"/>
+      </w:pPr>
+      <w:r>
+        <w:rPr>
+          <w:rFonts w:ascii="Calibri" w:cs="Calibri" w:eastAsia="Calibri" w:hAnsi="Calibri"/>
+          <w:color w:val="222222"/>
+          <w:sz w:val="21"/>
+          <w:szCs w:val="21"/>
+        </w:rPr>
+        <w:t xml:space="preserve">Under </w:t>
+      </w:r>
+      <w:r>
+        <w:rPr>
+          <w:rFonts w:ascii="Calibri" w:cs="Calibri" w:eastAsia="Calibri" w:hAnsi="Calibri"/>
+          <w:b/>
+          <w:bCs/>
+          <w:color w:val="222222"/>
+          <w:sz w:val="21"/>
+          <w:szCs w:val="21"/>
+        </w:rPr>
+        <w:t xml:space="preserve">Single Sign-On</w:t>
+      </w:r>
+      <w:r>
+        <w:rPr>
+          <w:rFonts w:ascii="Calibri" w:cs="Calibri" w:eastAsia="Calibri" w:hAnsi="Calibri"/>
+          <w:color w:val="222222"/>
+          <w:sz w:val="21"/>
+          <w:szCs w:val="21"/>
+        </w:rPr>
+        <w:t xml:space="preserve">, ensure ID tokens and Access tokens are permitted for PKCE authorization flows.</w:t>
+      </w:r>
+    </w:p>
+    <w:p>
+      <w:pPr>
+        <w:spacing w:after="100" w:line="270"/>
+      </w:pPr>
+      <w:r>
+        <w:rPr>
+          <w:rFonts w:ascii="Calibri" w:cs="Calibri" w:eastAsia="Calibri" w:hAnsi="Calibri"/>
+          <w:color w:val="222222"/>
+          <w:sz w:val="21"/>
+          <w:szCs w:val="21"/>
+        </w:rPr>
+        <w:t xml:space="preserve">Save changes.</w:t>
+      </w:r>
     </w:p>
     <w:p>
       <w:pPr>
@@ -2888,8 +2622,242 @@
           <w:sz w:val="23"/>
           <w:szCs w:val="23"/>
         </w:rPr>
-        <w:t xml:space="preserve">Option C: Ubuntu Linux VPS / Dedicated NGINX Server</w:t>
-      </w:r>
+        <w:t xml:space="preserve">2. Cisco Webex Developer Portal</w:t>
+      </w:r>
+    </w:p>
+    <w:p>
+      <w:pPr>
+        <w:spacing w:after="60" w:line="260"/>
+        <w:ind w:left="400" w:hanging="240"/>
+      </w:pPr>
+      <w:r>
+        <w:rPr>
+          <w:rFonts w:ascii="Calibri" w:cs="Calibri" w:eastAsia="Calibri" w:hAnsi="Calibri"/>
+          <w:b/>
+          <w:bCs/>
+          <w:color w:val="004B87"/>
+          <w:sz w:val="21"/>
+          <w:szCs w:val="21"/>
+        </w:rPr>
+        <w:t xml:space="preserve">1. </w:t>
+      </w:r>
+      <w:r>
+        <w:rPr>
+          <w:rFonts w:ascii="Calibri" w:cs="Calibri" w:eastAsia="Calibri" w:hAnsi="Calibri"/>
+          <w:color w:val="222222"/>
+          <w:sz w:val="21"/>
+          <w:szCs w:val="21"/>
+        </w:rPr>
+        <w:t xml:space="preserve">Navigate to the </w:t>
+      </w:r>
+      <w:r>
+        <w:rPr>
+          <w:rFonts w:ascii="Calibri" w:cs="Calibri" w:eastAsia="Calibri" w:hAnsi="Calibri"/>
+          <w:b/>
+          <w:bCs/>
+          <w:color w:val="222222"/>
+          <w:sz w:val="21"/>
+          <w:szCs w:val="21"/>
+        </w:rPr>
+        <w:t xml:space="preserve">Webex Developer Portal</w:t>
+      </w:r>
+      <w:r>
+        <w:rPr>
+          <w:rFonts w:ascii="Calibri" w:cs="Calibri" w:eastAsia="Calibri" w:hAnsi="Calibri"/>
+          <w:color w:val="222222"/>
+          <w:sz w:val="21"/>
+          <w:szCs w:val="21"/>
+        </w:rPr>
+        <w:t xml:space="preserve"> (</w:t>
+      </w:r>
+      <w:r>
+        <w:rPr>
+          <w:rFonts w:ascii="Consolas" w:cs="Consolas" w:eastAsia="Consolas" w:hAnsi="Consolas"/>
+          <w:color w:val="0F172A"/>
+          <w:sz w:val="19"/>
+          <w:szCs w:val="19"/>
+          <w:shd w:fill="E2E8F0" w:val="clear"/>
+        </w:rPr>
+        <w:t xml:space="preserve">https://developer.webex.com/my-apps</w:t>
+      </w:r>
+      <w:r>
+        <w:rPr>
+          <w:rFonts w:ascii="Calibri" w:cs="Calibri" w:eastAsia="Calibri" w:hAnsi="Calibri"/>
+          <w:color w:val="222222"/>
+          <w:sz w:val="21"/>
+          <w:szCs w:val="21"/>
+        </w:rPr>
+        <w:t xml:space="preserve">).</w:t>
+      </w:r>
+    </w:p>
+    <w:p>
+      <w:pPr>
+        <w:spacing w:after="60" w:line="260"/>
+        <w:ind w:left="400" w:hanging="240"/>
+      </w:pPr>
+      <w:r>
+        <w:rPr>
+          <w:rFonts w:ascii="Calibri" w:cs="Calibri" w:eastAsia="Calibri" w:hAnsi="Calibri"/>
+          <w:b/>
+          <w:bCs/>
+          <w:color w:val="004B87"/>
+          <w:sz w:val="21"/>
+          <w:szCs w:val="21"/>
+        </w:rPr>
+        <w:t xml:space="preserve">2. </w:t>
+      </w:r>
+      <w:r>
+        <w:rPr>
+          <w:rFonts w:ascii="Calibri" w:cs="Calibri" w:eastAsia="Calibri" w:hAnsi="Calibri"/>
+          <w:color w:val="222222"/>
+          <w:sz w:val="21"/>
+          <w:szCs w:val="21"/>
+        </w:rPr>
+        <w:t xml:space="preserve">Select your </w:t>
+      </w:r>
+      <w:r>
+        <w:rPr>
+          <w:rFonts w:ascii="Calibri" w:cs="Calibri" w:eastAsia="Calibri" w:hAnsi="Calibri"/>
+          <w:b/>
+          <w:bCs/>
+          <w:color w:val="222222"/>
+          <w:sz w:val="21"/>
+          <w:szCs w:val="21"/>
+        </w:rPr>
+        <w:t xml:space="preserve">Case Ace Telephony Ingest Integration</w:t>
+      </w:r>
+      <w:r>
+        <w:rPr>
+          <w:rFonts w:ascii="Calibri" w:cs="Calibri" w:eastAsia="Calibri" w:hAnsi="Calibri"/>
+          <w:color w:val="222222"/>
+          <w:sz w:val="21"/>
+          <w:szCs w:val="21"/>
+        </w:rPr>
+        <w:t xml:space="preserve">.</w:t>
+      </w:r>
+    </w:p>
+    <w:p>
+      <w:pPr>
+        <w:spacing w:after="60" w:line="260"/>
+        <w:ind w:left="400" w:hanging="240"/>
+      </w:pPr>
+      <w:r>
+        <w:rPr>
+          <w:rFonts w:ascii="Calibri" w:cs="Calibri" w:eastAsia="Calibri" w:hAnsi="Calibri"/>
+          <w:b/>
+          <w:bCs/>
+          <w:color w:val="004B87"/>
+          <w:sz w:val="21"/>
+          <w:szCs w:val="21"/>
+        </w:rPr>
+        <w:t xml:space="preserve">3. </w:t>
+      </w:r>
+      <w:r>
+        <w:rPr>
+          <w:rFonts w:ascii="Calibri" w:cs="Calibri" w:eastAsia="Calibri" w:hAnsi="Calibri"/>
+          <w:color w:val="222222"/>
+          <w:sz w:val="21"/>
+          <w:szCs w:val="21"/>
+        </w:rPr>
+        <w:t xml:space="preserve">Under </w:t>
+      </w:r>
+      <w:r>
+        <w:rPr>
+          <w:rFonts w:ascii="Calibri" w:cs="Calibri" w:eastAsia="Calibri" w:hAnsi="Calibri"/>
+          <w:b/>
+          <w:bCs/>
+          <w:color w:val="222222"/>
+          <w:sz w:val="21"/>
+          <w:szCs w:val="21"/>
+        </w:rPr>
+        <w:t xml:space="preserve">Redirect URI(s)</w:t>
+      </w:r>
+      <w:r>
+        <w:rPr>
+          <w:rFonts w:ascii="Calibri" w:cs="Calibri" w:eastAsia="Calibri" w:hAnsi="Calibri"/>
+          <w:color w:val="222222"/>
+          <w:sz w:val="21"/>
+          <w:szCs w:val="21"/>
+        </w:rPr>
+        <w:t xml:space="preserve">:</w:t>
+      </w:r>
+    </w:p>
+    <w:p>
+      <w:pPr>
+        <w:spacing w:after="60" w:line="260"/>
+        <w:ind w:left="400" w:hanging="240"/>
+      </w:pPr>
+      <w:r>
+        <w:rPr>
+          <w:rFonts w:ascii="Calibri" w:cs="Calibri" w:eastAsia="Calibri" w:hAnsi="Calibri"/>
+          <w:b/>
+          <w:bCs/>
+          <w:color w:val="004B87"/>
+          <w:sz w:val="21"/>
+          <w:szCs w:val="21"/>
+        </w:rPr>
+        <w:t xml:space="preserve">4. </w:t>
+      </w:r>
+      <w:r>
+        <w:rPr>
+          <w:rFonts w:ascii="Calibri" w:cs="Calibri" w:eastAsia="Calibri" w:hAnsi="Calibri"/>
+          <w:color w:val="222222"/>
+          <w:sz w:val="21"/>
+          <w:szCs w:val="21"/>
+        </w:rPr>
+        <w:t xml:space="preserve">Add: </w:t>
+      </w:r>
+      <w:r>
+        <w:rPr>
+          <w:rFonts w:ascii="Consolas" w:cs="Consolas" w:eastAsia="Consolas" w:hAnsi="Consolas"/>
+          <w:color w:val="0F172A"/>
+          <w:sz w:val="19"/>
+          <w:szCs w:val="19"/>
+          <w:shd w:fill="E2E8F0" w:val="clear"/>
+        </w:rPr>
+        <w:t xml:space="preserve">https://caseace.adviceintelligence.tech/api/auth/webex/callback</w:t>
+      </w:r>
+    </w:p>
+    <w:p>
+      <w:pPr>
+        <w:spacing w:after="60" w:line="260"/>
+        <w:ind w:left="400" w:hanging="240"/>
+      </w:pPr>
+      <w:r>
+        <w:rPr>
+          <w:rFonts w:ascii="Calibri" w:cs="Calibri" w:eastAsia="Calibri" w:hAnsi="Calibri"/>
+          <w:b/>
+          <w:bCs/>
+          <w:color w:val="004B87"/>
+          <w:sz w:val="21"/>
+          <w:szCs w:val="21"/>
+        </w:rPr>
+        <w:t xml:space="preserve">5. </w:t>
+      </w:r>
+      <w:r>
+        <w:rPr>
+          <w:rFonts w:ascii="Calibri" w:cs="Calibri" w:eastAsia="Calibri" w:hAnsi="Calibri"/>
+          <w:color w:val="222222"/>
+          <w:sz w:val="21"/>
+          <w:szCs w:val="21"/>
+        </w:rPr>
+        <w:t xml:space="preserve">Add: </w:t>
+      </w:r>
+      <w:r>
+        <w:rPr>
+          <w:rFonts w:ascii="Consolas" w:cs="Consolas" w:eastAsia="Consolas" w:hAnsi="Consolas"/>
+          <w:color w:val="0F172A"/>
+          <w:sz w:val="19"/>
+          <w:szCs w:val="19"/>
+          <w:shd w:fill="E2E8F0" w:val="clear"/>
+        </w:rPr>
+        <w:t xml:space="preserve">https://api.caseace.adviceintelligence.tech/api/auth/webex/callback</w:t>
+      </w:r>
+    </w:p>
+    <w:p>
+      <w:pPr>
+        <w:spacing w:after="80"/>
+      </w:pPr>
     </w:p>
     <w:p>
       <w:pPr>
@@ -2902,7 +2870,43 @@
           <w:sz w:val="21"/>
           <w:szCs w:val="21"/>
         </w:rPr>
-        <w:t xml:space="preserve">If deploying on a managed Ubuntu VM:</w:t>
+        <w:t xml:space="preserve">Save changes.</w:t>
+      </w:r>
+    </w:p>
+    <w:p>
+      <w:pPr>
+        <w:spacing w:after="160" w:before="160"/>
+      </w:pPr>
+    </w:p>
+    <w:p>
+      <w:pPr>
+        <w:pStyle w:val="Heading2"/>
+        <w:spacing w:after="100" w:before="240"/>
+      </w:pPr>
+      <w:r>
+        <w:rPr>
+          <w:rFonts w:ascii="Calibri" w:cs="Calibri" w:eastAsia="Calibri" w:hAnsi="Calibri"/>
+          <w:b/>
+          <w:bCs/>
+          <w:color w:val="006699"/>
+          <w:sz w:val="27"/>
+          <w:szCs w:val="27"/>
+        </w:rPr>
+        <w:t xml:space="preserve">5. Post-Deployment Verification &amp; Smoke Test</w:t>
+      </w:r>
+    </w:p>
+    <w:p>
+      <w:pPr>
+        <w:spacing w:after="100" w:line="270"/>
+      </w:pPr>
+      <w:r>
+        <w:rPr>
+          <w:rFonts w:ascii="Calibri" w:cs="Calibri" w:eastAsia="Calibri" w:hAnsi="Calibri"/>
+          <w:color w:val="222222"/>
+          <w:sz w:val="21"/>
+          <w:szCs w:val="21"/>
+        </w:rPr>
+        <w:t xml:space="preserve">Run the following verification suite from your terminal once DNS propagation is complete:</w:t>
       </w:r>
     </w:p>
     <w:tbl>
@@ -2948,35 +2952,21 @@
                 <w:sz w:val="18"/>
                 <w:szCs w:val="18"/>
               </w:rPr>
-              <w:t xml:space="preserve"># 1. Clone repository on server</w:t>
-            </w:r>
-          </w:p>
-          <w:p>
-            <w:pPr>
-              <w:spacing w:after="30" w:line="230"/>
-            </w:pPr>
-            <w:r>
-              <w:rPr>
-                <w:rFonts w:ascii="Consolas" w:cs="Consolas" w:eastAsia="Consolas" w:hAnsi="Consolas"/>
-                <w:color w:val="1E293B"/>
-                <w:sz w:val="18"/>
-                <w:szCs w:val="18"/>
-              </w:rPr>
-              <w:t xml:space="preserve">git clone https://github.com/adviceintelligence/case-ace-v2.git /opt/case-ace-v2</w:t>
-            </w:r>
-          </w:p>
-          <w:p>
-            <w:pPr>
-              <w:spacing w:after="30" w:line="230"/>
-            </w:pPr>
-            <w:r>
-              <w:rPr>
-                <w:rFonts w:ascii="Consolas" w:cs="Consolas" w:eastAsia="Consolas" w:hAnsi="Consolas"/>
-                <w:color w:val="1E293B"/>
-                <w:sz w:val="18"/>
-                <w:szCs w:val="18"/>
-              </w:rPr>
-              <w:t xml:space="preserve">cd /opt/case-ace-v2</w:t>
+              <w:t xml:space="preserve"># 1. Test HTTPS &amp; TLS 1.3 Handshake on Frontend</w:t>
+            </w:r>
+          </w:p>
+          <w:p>
+            <w:pPr>
+              <w:spacing w:after="30" w:line="230"/>
+            </w:pPr>
+            <w:r>
+              <w:rPr>
+                <w:rFonts w:ascii="Consolas" w:cs="Consolas" w:eastAsia="Consolas" w:hAnsi="Consolas"/>
+                <w:color w:val="1E293B"/>
+                <w:sz w:val="18"/>
+                <w:szCs w:val="18"/>
+              </w:rPr>
+              <w:t xml:space="preserve">curl -s -I https://caseace.adviceintelligence.tech | grep -iE "http/|content-security-policy|strict-transport-security"</w:t>
             </w:r>
           </w:p>
           <w:p>
@@ -3004,21 +2994,49 @@
                 <w:sz w:val="18"/>
                 <w:szCs w:val="18"/>
               </w:rPr>
-              <w:t xml:space="preserve"># 2. Configure Environment File</w:t>
-            </w:r>
-          </w:p>
-          <w:p>
-            <w:pPr>
-              <w:spacing w:after="30" w:line="230"/>
-            </w:pPr>
-            <w:r>
-              <w:rPr>
-                <w:rFonts w:ascii="Consolas" w:cs="Consolas" w:eastAsia="Consolas" w:hAnsi="Consolas"/>
-                <w:color w:val="1E293B"/>
-                <w:sz w:val="18"/>
-                <w:szCs w:val="18"/>
-              </w:rPr>
-              <w:t xml:space="preserve">cp infrastructure/env/.env.pilot.example /etc/case-ace/production.env</w:t>
+              <w:t xml:space="preserve"># Expected Output:</w:t>
+            </w:r>
+          </w:p>
+          <w:p>
+            <w:pPr>
+              <w:spacing w:after="30" w:line="230"/>
+            </w:pPr>
+            <w:r>
+              <w:rPr>
+                <w:rFonts w:ascii="Consolas" w:cs="Consolas" w:eastAsia="Consolas" w:hAnsi="Consolas"/>
+                <w:color w:val="1E293B"/>
+                <w:sz w:val="18"/>
+                <w:szCs w:val="18"/>
+              </w:rPr>
+              <w:t xml:space="preserve"># HTTP/2 200 (or HTTP/1.1 200 OK)</w:t>
+            </w:r>
+          </w:p>
+          <w:p>
+            <w:pPr>
+              <w:spacing w:after="30" w:line="230"/>
+            </w:pPr>
+            <w:r>
+              <w:rPr>
+                <w:rFonts w:ascii="Consolas" w:cs="Consolas" w:eastAsia="Consolas" w:hAnsi="Consolas"/>
+                <w:color w:val="1E293B"/>
+                <w:sz w:val="18"/>
+                <w:szCs w:val="18"/>
+              </w:rPr>
+              <w:t xml:space="preserve"># strict-transport-security: max-age=63072000; includeSubDomains; preload</w:t>
+            </w:r>
+          </w:p>
+          <w:p>
+            <w:pPr>
+              <w:spacing w:after="30" w:line="230"/>
+            </w:pPr>
+            <w:r>
+              <w:rPr>
+                <w:rFonts w:ascii="Consolas" w:cs="Consolas" w:eastAsia="Consolas" w:hAnsi="Consolas"/>
+                <w:color w:val="1E293B"/>
+                <w:sz w:val="18"/>
+                <w:szCs w:val="18"/>
+              </w:rPr>
+              <w:t xml:space="preserve"># content-security-policy: default-src 'none'; script-src 'self' 'wasm-unsafe-eval'...</w:t>
             </w:r>
           </w:p>
           <w:p>
@@ -3046,35 +3064,21 @@
                 <w:sz w:val="18"/>
                 <w:szCs w:val="18"/>
               </w:rPr>
-              <w:t xml:space="preserve"># 3. Issue SSL Certificate via Let's Encrypt Certbot</w:t>
-            </w:r>
-          </w:p>
-          <w:p>
-            <w:pPr>
-              <w:spacing w:after="30" w:line="230"/>
-            </w:pPr>
-            <w:r>
-              <w:rPr>
-                <w:rFonts w:ascii="Consolas" w:cs="Consolas" w:eastAsia="Consolas" w:hAnsi="Consolas"/>
-                <w:color w:val="1E293B"/>
-                <w:sz w:val="18"/>
-                <w:szCs w:val="18"/>
-              </w:rPr>
-              <w:t xml:space="preserve">sudo apt-get install -y certbot python3-certbot-nginx</w:t>
-            </w:r>
-          </w:p>
-          <w:p>
-            <w:pPr>
-              <w:spacing w:after="30" w:line="230"/>
-            </w:pPr>
-            <w:r>
-              <w:rPr>
-                <w:rFonts w:ascii="Consolas" w:cs="Consolas" w:eastAsia="Consolas" w:hAnsi="Consolas"/>
-                <w:color w:val="1E293B"/>
-                <w:sz w:val="18"/>
-                <w:szCs w:val="18"/>
-              </w:rPr>
-              <w:t xml:space="preserve">sudo certbot certonly --nginx -d caseace.adviceintelligence.tech -d api.caseace.adviceintelligence.tech</w:t>
+              <w:t xml:space="preserve"># 2. Test Backend Health Check &amp; Region Pinning</w:t>
+            </w:r>
+          </w:p>
+          <w:p>
+            <w:pPr>
+              <w:spacing w:after="30" w:line="230"/>
+            </w:pPr>
+            <w:r>
+              <w:rPr>
+                <w:rFonts w:ascii="Consolas" w:cs="Consolas" w:eastAsia="Consolas" w:hAnsi="Consolas"/>
+                <w:color w:val="1E293B"/>
+                <w:sz w:val="18"/>
+                <w:szCs w:val="18"/>
+              </w:rPr>
+              <w:t xml:space="preserve">curl -s https://api.caseace.adviceintelligence.tech/health</w:t>
             </w:r>
           </w:p>
           <w:p>
@@ -3102,818 +3106,6 @@
                 <w:sz w:val="18"/>
                 <w:szCs w:val="18"/>
               </w:rPr>
-              <w:t xml:space="preserve"># 4. Start Docker Containers</w:t>
-            </w:r>
-          </w:p>
-          <w:p>
-            <w:pPr>
-              <w:spacing w:after="30" w:line="230"/>
-            </w:pPr>
-            <w:r>
-              <w:rPr>
-                <w:rFonts w:ascii="Consolas" w:cs="Consolas" w:eastAsia="Consolas" w:hAnsi="Consolas"/>
-                <w:color w:val="1E293B"/>
-                <w:sz w:val="18"/>
-                <w:szCs w:val="18"/>
-              </w:rPr>
-              <w:t xml:space="preserve">docker compose -f docker-compose.prod.yml up -d --build</w:t>
-            </w:r>
-          </w:p>
-        </w:tc>
-      </w:tr>
-    </w:tbl>
-    <w:p>
-      <w:pPr>
-        <w:spacing w:after="120"/>
-      </w:pPr>
-    </w:p>
-    <w:p>
-      <w:pPr>
-        <w:spacing w:after="160" w:before="160"/>
-      </w:pPr>
-    </w:p>
-    <w:p>
-      <w:pPr>
-        <w:pStyle w:val="Heading2"/>
-        <w:spacing w:after="100" w:before="240"/>
-      </w:pPr>
-      <w:r>
-        <w:rPr>
-          <w:rFonts w:ascii="Calibri" w:cs="Calibri" w:eastAsia="Calibri" w:hAnsi="Calibri"/>
-          <w:b/>
-          <w:bCs/>
-          <w:color w:val="006699"/>
-          <w:sz w:val="27"/>
-          <w:szCs w:val="27"/>
-        </w:rPr>
-        <w:t xml:space="preserve">4. Updating Identity &amp; Telephony Integrations</w:t>
-      </w:r>
-    </w:p>
-    <w:p>
-      <w:pPr>
-        <w:spacing w:after="100" w:line="270"/>
-      </w:pPr>
-      <w:r>
-        <w:rPr>
-          <w:rFonts w:ascii="Calibri" w:cs="Calibri" w:eastAsia="Calibri" w:hAnsi="Calibri"/>
-          <w:color w:val="222222"/>
-          <w:sz w:val="21"/>
-          <w:szCs w:val="21"/>
-        </w:rPr>
-        <w:t xml:space="preserve">After provisioning </w:t>
-      </w:r>
-      <w:r>
-        <w:rPr>
-          <w:rFonts w:ascii="Consolas" w:cs="Consolas" w:eastAsia="Consolas" w:hAnsi="Consolas"/>
-          <w:color w:val="0F172A"/>
-          <w:sz w:val="19"/>
-          <w:szCs w:val="19"/>
-          <w:shd w:fill="E2E8F0" w:val="clear"/>
-        </w:rPr>
-        <w:t xml:space="preserve">caseace.adviceintelligence.tech</w:t>
-      </w:r>
-      <w:r>
-        <w:rPr>
-          <w:rFonts w:ascii="Calibri" w:cs="Calibri" w:eastAsia="Calibri" w:hAnsi="Calibri"/>
-          <w:color w:val="222222"/>
-          <w:sz w:val="21"/>
-          <w:szCs w:val="21"/>
-        </w:rPr>
-        <w:t xml:space="preserve">, update the external identity and telephony OAuth callbacks:</w:t>
-      </w:r>
-    </w:p>
-    <w:p>
-      <w:pPr>
-        <w:pStyle w:val="Heading3"/>
-        <w:spacing w:after="80" w:before="180"/>
-      </w:pPr>
-      <w:r>
-        <w:rPr>
-          <w:rFonts w:ascii="Calibri" w:cs="Calibri" w:eastAsia="Calibri" w:hAnsi="Calibri"/>
-          <w:b/>
-          <w:bCs/>
-          <w:color w:val="1C355E"/>
-          <w:sz w:val="23"/>
-          <w:szCs w:val="23"/>
-        </w:rPr>
-        <w:t xml:space="preserve">1. Microsoft Entra ID App Registration</w:t>
-      </w:r>
-    </w:p>
-    <w:p>
-      <w:pPr>
-        <w:spacing w:after="60" w:line="260"/>
-        <w:ind w:left="400" w:hanging="240"/>
-      </w:pPr>
-      <w:r>
-        <w:rPr>
-          <w:rFonts w:ascii="Calibri" w:cs="Calibri" w:eastAsia="Calibri" w:hAnsi="Calibri"/>
-          <w:b/>
-          <w:bCs/>
-          <w:color w:val="004B87"/>
-          <w:sz w:val="21"/>
-          <w:szCs w:val="21"/>
-        </w:rPr>
-        <w:t xml:space="preserve">1. </w:t>
-      </w:r>
-      <w:r>
-        <w:rPr>
-          <w:rFonts w:ascii="Calibri" w:cs="Calibri" w:eastAsia="Calibri" w:hAnsi="Calibri"/>
-          <w:color w:val="222222"/>
-          <w:sz w:val="21"/>
-          <w:szCs w:val="21"/>
-        </w:rPr>
-        <w:t xml:space="preserve">Navigate to the </w:t>
-      </w:r>
-      <w:r>
-        <w:rPr>
-          <w:rFonts w:ascii="Calibri" w:cs="Calibri" w:eastAsia="Calibri" w:hAnsi="Calibri"/>
-          <w:b/>
-          <w:bCs/>
-          <w:color w:val="222222"/>
-          <w:sz w:val="21"/>
-          <w:szCs w:val="21"/>
-        </w:rPr>
-        <w:t xml:space="preserve">Microsoft Entra Admin Center</w:t>
-      </w:r>
-      <w:r>
-        <w:rPr>
-          <w:rFonts w:ascii="Calibri" w:cs="Calibri" w:eastAsia="Calibri" w:hAnsi="Calibri"/>
-          <w:color w:val="222222"/>
-          <w:sz w:val="21"/>
-          <w:szCs w:val="21"/>
-        </w:rPr>
-        <w:t xml:space="preserve"> (</w:t>
-      </w:r>
-      <w:r>
-        <w:rPr>
-          <w:rFonts w:ascii="Consolas" w:cs="Consolas" w:eastAsia="Consolas" w:hAnsi="Consolas"/>
-          <w:color w:val="0F172A"/>
-          <w:sz w:val="19"/>
-          <w:szCs w:val="19"/>
-          <w:shd w:fill="E2E8F0" w:val="clear"/>
-        </w:rPr>
-        <w:t xml:space="preserve">https://entra.microsoft.com</w:t>
-      </w:r>
-      <w:r>
-        <w:rPr>
-          <w:rFonts w:ascii="Calibri" w:cs="Calibri" w:eastAsia="Calibri" w:hAnsi="Calibri"/>
-          <w:color w:val="222222"/>
-          <w:sz w:val="21"/>
-          <w:szCs w:val="21"/>
-        </w:rPr>
-        <w:t xml:space="preserve">).</w:t>
-      </w:r>
-    </w:p>
-    <w:p>
-      <w:pPr>
-        <w:spacing w:after="60" w:line="260"/>
-        <w:ind w:left="400" w:hanging="240"/>
-      </w:pPr>
-      <w:r>
-        <w:rPr>
-          <w:rFonts w:ascii="Calibri" w:cs="Calibri" w:eastAsia="Calibri" w:hAnsi="Calibri"/>
-          <w:b/>
-          <w:bCs/>
-          <w:color w:val="004B87"/>
-          <w:sz w:val="21"/>
-          <w:szCs w:val="21"/>
-        </w:rPr>
-        <w:t xml:space="preserve">2. </w:t>
-      </w:r>
-      <w:r>
-        <w:rPr>
-          <w:rFonts w:ascii="Calibri" w:cs="Calibri" w:eastAsia="Calibri" w:hAnsi="Calibri"/>
-          <w:color w:val="222222"/>
-          <w:sz w:val="21"/>
-          <w:szCs w:val="21"/>
-        </w:rPr>
-        <w:t xml:space="preserve">Go to </w:t>
-      </w:r>
-      <w:r>
-        <w:rPr>
-          <w:rFonts w:ascii="Calibri" w:cs="Calibri" w:eastAsia="Calibri" w:hAnsi="Calibri"/>
-          <w:b/>
-          <w:bCs/>
-          <w:color w:val="222222"/>
-          <w:sz w:val="21"/>
-          <w:szCs w:val="21"/>
-        </w:rPr>
-        <w:t xml:space="preserve">Identity</w:t>
-      </w:r>
-      <w:r>
-        <w:rPr>
-          <w:rFonts w:ascii="Calibri" w:cs="Calibri" w:eastAsia="Calibri" w:hAnsi="Calibri"/>
-          <w:color w:val="222222"/>
-          <w:sz w:val="21"/>
-          <w:szCs w:val="21"/>
-        </w:rPr>
-        <w:t xml:space="preserve"> $\rightarrow$ </w:t>
-      </w:r>
-      <w:r>
-        <w:rPr>
-          <w:rFonts w:ascii="Calibri" w:cs="Calibri" w:eastAsia="Calibri" w:hAnsi="Calibri"/>
-          <w:b/>
-          <w:bCs/>
-          <w:color w:val="222222"/>
-          <w:sz w:val="21"/>
-          <w:szCs w:val="21"/>
-        </w:rPr>
-        <w:t xml:space="preserve">Applications</w:t>
-      </w:r>
-      <w:r>
-        <w:rPr>
-          <w:rFonts w:ascii="Calibri" w:cs="Calibri" w:eastAsia="Calibri" w:hAnsi="Calibri"/>
-          <w:color w:val="222222"/>
-          <w:sz w:val="21"/>
-          <w:szCs w:val="21"/>
-        </w:rPr>
-        <w:t xml:space="preserve"> $\rightarrow$ </w:t>
-      </w:r>
-      <w:r>
-        <w:rPr>
-          <w:rFonts w:ascii="Calibri" w:cs="Calibri" w:eastAsia="Calibri" w:hAnsi="Calibri"/>
-          <w:b/>
-          <w:bCs/>
-          <w:color w:val="222222"/>
-          <w:sz w:val="21"/>
-          <w:szCs w:val="21"/>
-        </w:rPr>
-        <w:t xml:space="preserve">App registrations</w:t>
-      </w:r>
-      <w:r>
-        <w:rPr>
-          <w:rFonts w:ascii="Calibri" w:cs="Calibri" w:eastAsia="Calibri" w:hAnsi="Calibri"/>
-          <w:color w:val="222222"/>
-          <w:sz w:val="21"/>
-          <w:szCs w:val="21"/>
-        </w:rPr>
-        <w:t xml:space="preserve"> $\rightarrow$ Select </w:t>
-      </w:r>
-      <w:r>
-        <w:rPr>
-          <w:rFonts w:ascii="Calibri" w:cs="Calibri" w:eastAsia="Calibri" w:hAnsi="Calibri"/>
-          <w:b/>
-          <w:bCs/>
-          <w:color w:val="222222"/>
-          <w:sz w:val="21"/>
-          <w:szCs w:val="21"/>
-        </w:rPr>
-        <w:t xml:space="preserve">Case Ace Consultation Assistant</w:t>
-      </w:r>
-      <w:r>
-        <w:rPr>
-          <w:rFonts w:ascii="Calibri" w:cs="Calibri" w:eastAsia="Calibri" w:hAnsi="Calibri"/>
-          <w:color w:val="222222"/>
-          <w:sz w:val="21"/>
-          <w:szCs w:val="21"/>
-        </w:rPr>
-        <w:t xml:space="preserve">.</w:t>
-      </w:r>
-    </w:p>
-    <w:p>
-      <w:pPr>
-        <w:spacing w:after="60" w:line="260"/>
-        <w:ind w:left="400" w:hanging="240"/>
-      </w:pPr>
-      <w:r>
-        <w:rPr>
-          <w:rFonts w:ascii="Calibri" w:cs="Calibri" w:eastAsia="Calibri" w:hAnsi="Calibri"/>
-          <w:b/>
-          <w:bCs/>
-          <w:color w:val="004B87"/>
-          <w:sz w:val="21"/>
-          <w:szCs w:val="21"/>
-        </w:rPr>
-        <w:t xml:space="preserve">3. </w:t>
-      </w:r>
-      <w:r>
-        <w:rPr>
-          <w:rFonts w:ascii="Calibri" w:cs="Calibri" w:eastAsia="Calibri" w:hAnsi="Calibri"/>
-          <w:color w:val="222222"/>
-          <w:sz w:val="21"/>
-          <w:szCs w:val="21"/>
-        </w:rPr>
-        <w:t xml:space="preserve">Under </w:t>
-      </w:r>
-      <w:r>
-        <w:rPr>
-          <w:rFonts w:ascii="Calibri" w:cs="Calibri" w:eastAsia="Calibri" w:hAnsi="Calibri"/>
-          <w:b/>
-          <w:bCs/>
-          <w:color w:val="222222"/>
-          <w:sz w:val="21"/>
-          <w:szCs w:val="21"/>
-        </w:rPr>
-        <w:t xml:space="preserve">Authentication</w:t>
-      </w:r>
-      <w:r>
-        <w:rPr>
-          <w:rFonts w:ascii="Calibri" w:cs="Calibri" w:eastAsia="Calibri" w:hAnsi="Calibri"/>
-          <w:color w:val="222222"/>
-          <w:sz w:val="21"/>
-          <w:szCs w:val="21"/>
-        </w:rPr>
-        <w:t xml:space="preserve"> $\rightarrow$ </w:t>
-      </w:r>
-      <w:r>
-        <w:rPr>
-          <w:rFonts w:ascii="Calibri" w:cs="Calibri" w:eastAsia="Calibri" w:hAnsi="Calibri"/>
-          <w:b/>
-          <w:bCs/>
-          <w:color w:val="222222"/>
-          <w:sz w:val="21"/>
-          <w:szCs w:val="21"/>
-        </w:rPr>
-        <w:t xml:space="preserve">Redirect URIs</w:t>
-      </w:r>
-      <w:r>
-        <w:rPr>
-          <w:rFonts w:ascii="Calibri" w:cs="Calibri" w:eastAsia="Calibri" w:hAnsi="Calibri"/>
-          <w:color w:val="222222"/>
-          <w:sz w:val="21"/>
-          <w:szCs w:val="21"/>
-        </w:rPr>
-        <w:t xml:space="preserve">:</w:t>
-      </w:r>
-    </w:p>
-    <w:p>
-      <w:pPr>
-        <w:spacing w:after="60" w:line="260"/>
-        <w:ind w:left="400" w:hanging="240"/>
-      </w:pPr>
-      <w:r>
-        <w:rPr>
-          <w:rFonts w:ascii="Calibri" w:cs="Calibri" w:eastAsia="Calibri" w:hAnsi="Calibri"/>
-          <w:b/>
-          <w:bCs/>
-          <w:color w:val="004B87"/>
-          <w:sz w:val="21"/>
-          <w:szCs w:val="21"/>
-        </w:rPr>
-        <w:t xml:space="preserve">4. </w:t>
-      </w:r>
-      <w:r>
-        <w:rPr>
-          <w:rFonts w:ascii="Calibri" w:cs="Calibri" w:eastAsia="Calibri" w:hAnsi="Calibri"/>
-          <w:color w:val="222222"/>
-          <w:sz w:val="21"/>
-          <w:szCs w:val="21"/>
-        </w:rPr>
-        <w:t xml:space="preserve">Add Web / SPA Redirect URI:</w:t>
-      </w:r>
-      <w:r>
-        <w:br/>
-      </w:r>
-      <w:r>
-        <w:rPr>
-          <w:rFonts w:ascii="Consolas" w:cs="Consolas" w:eastAsia="Consolas" w:hAnsi="Consolas"/>
-          <w:color w:val="0F172A"/>
-          <w:sz w:val="19"/>
-          <w:szCs w:val="19"/>
-          <w:shd w:fill="E2E8F0" w:val="clear"/>
-        </w:rPr>
-        <w:t xml:space="preserve">https://caseace.adviceintelligence.tech/auth/callback</w:t>
-      </w:r>
-    </w:p>
-    <w:p>
-      <w:pPr>
-        <w:spacing w:after="80"/>
-      </w:pPr>
-    </w:p>
-    <w:p>
-      <w:pPr>
-        <w:spacing w:after="100" w:line="270"/>
-      </w:pPr>
-      <w:r>
-        <w:rPr>
-          <w:rFonts w:ascii="Calibri" w:cs="Calibri" w:eastAsia="Calibri" w:hAnsi="Calibri"/>
-          <w:color w:val="222222"/>
-          <w:sz w:val="21"/>
-          <w:szCs w:val="21"/>
-        </w:rPr>
-        <w:t xml:space="preserve">Under </w:t>
-      </w:r>
-      <w:r>
-        <w:rPr>
-          <w:rFonts w:ascii="Calibri" w:cs="Calibri" w:eastAsia="Calibri" w:hAnsi="Calibri"/>
-          <w:b/>
-          <w:bCs/>
-          <w:color w:val="222222"/>
-          <w:sz w:val="21"/>
-          <w:szCs w:val="21"/>
-        </w:rPr>
-        <w:t xml:space="preserve">Single Sign-On</w:t>
-      </w:r>
-      <w:r>
-        <w:rPr>
-          <w:rFonts w:ascii="Calibri" w:cs="Calibri" w:eastAsia="Calibri" w:hAnsi="Calibri"/>
-          <w:color w:val="222222"/>
-          <w:sz w:val="21"/>
-          <w:szCs w:val="21"/>
-        </w:rPr>
-        <w:t xml:space="preserve">, ensure ID tokens and Access tokens are permitted for PKCE authorization flows.</w:t>
-      </w:r>
-    </w:p>
-    <w:p>
-      <w:pPr>
-        <w:spacing w:after="100" w:line="270"/>
-      </w:pPr>
-      <w:r>
-        <w:rPr>
-          <w:rFonts w:ascii="Calibri" w:cs="Calibri" w:eastAsia="Calibri" w:hAnsi="Calibri"/>
-          <w:color w:val="222222"/>
-          <w:sz w:val="21"/>
-          <w:szCs w:val="21"/>
-        </w:rPr>
-        <w:t xml:space="preserve">Save changes.</w:t>
-      </w:r>
-    </w:p>
-    <w:p>
-      <w:pPr>
-        <w:pStyle w:val="Heading3"/>
-        <w:spacing w:after="80" w:before="180"/>
-      </w:pPr>
-      <w:r>
-        <w:rPr>
-          <w:rFonts w:ascii="Calibri" w:cs="Calibri" w:eastAsia="Calibri" w:hAnsi="Calibri"/>
-          <w:b/>
-          <w:bCs/>
-          <w:color w:val="1C355E"/>
-          <w:sz w:val="23"/>
-          <w:szCs w:val="23"/>
-        </w:rPr>
-        <w:t xml:space="preserve">2. Cisco Webex Developer Portal</w:t>
-      </w:r>
-    </w:p>
-    <w:p>
-      <w:pPr>
-        <w:spacing w:after="60" w:line="260"/>
-        <w:ind w:left="400" w:hanging="240"/>
-      </w:pPr>
-      <w:r>
-        <w:rPr>
-          <w:rFonts w:ascii="Calibri" w:cs="Calibri" w:eastAsia="Calibri" w:hAnsi="Calibri"/>
-          <w:b/>
-          <w:bCs/>
-          <w:color w:val="004B87"/>
-          <w:sz w:val="21"/>
-          <w:szCs w:val="21"/>
-        </w:rPr>
-        <w:t xml:space="preserve">1. </w:t>
-      </w:r>
-      <w:r>
-        <w:rPr>
-          <w:rFonts w:ascii="Calibri" w:cs="Calibri" w:eastAsia="Calibri" w:hAnsi="Calibri"/>
-          <w:color w:val="222222"/>
-          <w:sz w:val="21"/>
-          <w:szCs w:val="21"/>
-        </w:rPr>
-        <w:t xml:space="preserve">Navigate to the </w:t>
-      </w:r>
-      <w:r>
-        <w:rPr>
-          <w:rFonts w:ascii="Calibri" w:cs="Calibri" w:eastAsia="Calibri" w:hAnsi="Calibri"/>
-          <w:b/>
-          <w:bCs/>
-          <w:color w:val="222222"/>
-          <w:sz w:val="21"/>
-          <w:szCs w:val="21"/>
-        </w:rPr>
-        <w:t xml:space="preserve">Webex Developer Portal</w:t>
-      </w:r>
-      <w:r>
-        <w:rPr>
-          <w:rFonts w:ascii="Calibri" w:cs="Calibri" w:eastAsia="Calibri" w:hAnsi="Calibri"/>
-          <w:color w:val="222222"/>
-          <w:sz w:val="21"/>
-          <w:szCs w:val="21"/>
-        </w:rPr>
-        <w:t xml:space="preserve"> (</w:t>
-      </w:r>
-      <w:r>
-        <w:rPr>
-          <w:rFonts w:ascii="Consolas" w:cs="Consolas" w:eastAsia="Consolas" w:hAnsi="Consolas"/>
-          <w:color w:val="0F172A"/>
-          <w:sz w:val="19"/>
-          <w:szCs w:val="19"/>
-          <w:shd w:fill="E2E8F0" w:val="clear"/>
-        </w:rPr>
-        <w:t xml:space="preserve">https://developer.webex.com/my-apps</w:t>
-      </w:r>
-      <w:r>
-        <w:rPr>
-          <w:rFonts w:ascii="Calibri" w:cs="Calibri" w:eastAsia="Calibri" w:hAnsi="Calibri"/>
-          <w:color w:val="222222"/>
-          <w:sz w:val="21"/>
-          <w:szCs w:val="21"/>
-        </w:rPr>
-        <w:t xml:space="preserve">).</w:t>
-      </w:r>
-    </w:p>
-    <w:p>
-      <w:pPr>
-        <w:spacing w:after="60" w:line="260"/>
-        <w:ind w:left="400" w:hanging="240"/>
-      </w:pPr>
-      <w:r>
-        <w:rPr>
-          <w:rFonts w:ascii="Calibri" w:cs="Calibri" w:eastAsia="Calibri" w:hAnsi="Calibri"/>
-          <w:b/>
-          <w:bCs/>
-          <w:color w:val="004B87"/>
-          <w:sz w:val="21"/>
-          <w:szCs w:val="21"/>
-        </w:rPr>
-        <w:t xml:space="preserve">2. </w:t>
-      </w:r>
-      <w:r>
-        <w:rPr>
-          <w:rFonts w:ascii="Calibri" w:cs="Calibri" w:eastAsia="Calibri" w:hAnsi="Calibri"/>
-          <w:color w:val="222222"/>
-          <w:sz w:val="21"/>
-          <w:szCs w:val="21"/>
-        </w:rPr>
-        <w:t xml:space="preserve">Select your </w:t>
-      </w:r>
-      <w:r>
-        <w:rPr>
-          <w:rFonts w:ascii="Calibri" w:cs="Calibri" w:eastAsia="Calibri" w:hAnsi="Calibri"/>
-          <w:b/>
-          <w:bCs/>
-          <w:color w:val="222222"/>
-          <w:sz w:val="21"/>
-          <w:szCs w:val="21"/>
-        </w:rPr>
-        <w:t xml:space="preserve">Case Ace Telephony Ingest Integration</w:t>
-      </w:r>
-      <w:r>
-        <w:rPr>
-          <w:rFonts w:ascii="Calibri" w:cs="Calibri" w:eastAsia="Calibri" w:hAnsi="Calibri"/>
-          <w:color w:val="222222"/>
-          <w:sz w:val="21"/>
-          <w:szCs w:val="21"/>
-        </w:rPr>
-        <w:t xml:space="preserve">.</w:t>
-      </w:r>
-    </w:p>
-    <w:p>
-      <w:pPr>
-        <w:spacing w:after="60" w:line="260"/>
-        <w:ind w:left="400" w:hanging="240"/>
-      </w:pPr>
-      <w:r>
-        <w:rPr>
-          <w:rFonts w:ascii="Calibri" w:cs="Calibri" w:eastAsia="Calibri" w:hAnsi="Calibri"/>
-          <w:b/>
-          <w:bCs/>
-          <w:color w:val="004B87"/>
-          <w:sz w:val="21"/>
-          <w:szCs w:val="21"/>
-        </w:rPr>
-        <w:t xml:space="preserve">3. </w:t>
-      </w:r>
-      <w:r>
-        <w:rPr>
-          <w:rFonts w:ascii="Calibri" w:cs="Calibri" w:eastAsia="Calibri" w:hAnsi="Calibri"/>
-          <w:color w:val="222222"/>
-          <w:sz w:val="21"/>
-          <w:szCs w:val="21"/>
-        </w:rPr>
-        <w:t xml:space="preserve">Under </w:t>
-      </w:r>
-      <w:r>
-        <w:rPr>
-          <w:rFonts w:ascii="Calibri" w:cs="Calibri" w:eastAsia="Calibri" w:hAnsi="Calibri"/>
-          <w:b/>
-          <w:bCs/>
-          <w:color w:val="222222"/>
-          <w:sz w:val="21"/>
-          <w:szCs w:val="21"/>
-        </w:rPr>
-        <w:t xml:space="preserve">Redirect URI(s)</w:t>
-      </w:r>
-      <w:r>
-        <w:rPr>
-          <w:rFonts w:ascii="Calibri" w:cs="Calibri" w:eastAsia="Calibri" w:hAnsi="Calibri"/>
-          <w:color w:val="222222"/>
-          <w:sz w:val="21"/>
-          <w:szCs w:val="21"/>
-        </w:rPr>
-        <w:t xml:space="preserve">:</w:t>
-      </w:r>
-    </w:p>
-    <w:p>
-      <w:pPr>
-        <w:spacing w:after="60" w:line="260"/>
-        <w:ind w:left="400" w:hanging="240"/>
-      </w:pPr>
-      <w:r>
-        <w:rPr>
-          <w:rFonts w:ascii="Calibri" w:cs="Calibri" w:eastAsia="Calibri" w:hAnsi="Calibri"/>
-          <w:b/>
-          <w:bCs/>
-          <w:color w:val="004B87"/>
-          <w:sz w:val="21"/>
-          <w:szCs w:val="21"/>
-        </w:rPr>
-        <w:t xml:space="preserve">4. </w:t>
-      </w:r>
-      <w:r>
-        <w:rPr>
-          <w:rFonts w:ascii="Calibri" w:cs="Calibri" w:eastAsia="Calibri" w:hAnsi="Calibri"/>
-          <w:color w:val="222222"/>
-          <w:sz w:val="21"/>
-          <w:szCs w:val="21"/>
-        </w:rPr>
-        <w:t xml:space="preserve">Add: </w:t>
-      </w:r>
-      <w:r>
-        <w:rPr>
-          <w:rFonts w:ascii="Consolas" w:cs="Consolas" w:eastAsia="Consolas" w:hAnsi="Consolas"/>
-          <w:color w:val="0F172A"/>
-          <w:sz w:val="19"/>
-          <w:szCs w:val="19"/>
-          <w:shd w:fill="E2E8F0" w:val="clear"/>
-        </w:rPr>
-        <w:t xml:space="preserve">https://caseace.adviceintelligence.tech/api/auth/webex/callback</w:t>
-      </w:r>
-    </w:p>
-    <w:p>
-      <w:pPr>
-        <w:spacing w:after="60" w:line="260"/>
-        <w:ind w:left="400" w:hanging="240"/>
-      </w:pPr>
-      <w:r>
-        <w:rPr>
-          <w:rFonts w:ascii="Calibri" w:cs="Calibri" w:eastAsia="Calibri" w:hAnsi="Calibri"/>
-          <w:b/>
-          <w:bCs/>
-          <w:color w:val="004B87"/>
-          <w:sz w:val="21"/>
-          <w:szCs w:val="21"/>
-        </w:rPr>
-        <w:t xml:space="preserve">5. </w:t>
-      </w:r>
-      <w:r>
-        <w:rPr>
-          <w:rFonts w:ascii="Calibri" w:cs="Calibri" w:eastAsia="Calibri" w:hAnsi="Calibri"/>
-          <w:color w:val="222222"/>
-          <w:sz w:val="21"/>
-          <w:szCs w:val="21"/>
-        </w:rPr>
-        <w:t xml:space="preserve">Add: </w:t>
-      </w:r>
-      <w:r>
-        <w:rPr>
-          <w:rFonts w:ascii="Consolas" w:cs="Consolas" w:eastAsia="Consolas" w:hAnsi="Consolas"/>
-          <w:color w:val="0F172A"/>
-          <w:sz w:val="19"/>
-          <w:szCs w:val="19"/>
-          <w:shd w:fill="E2E8F0" w:val="clear"/>
-        </w:rPr>
-        <w:t xml:space="preserve">https://api.caseace.adviceintelligence.tech/api/auth/webex/callback</w:t>
-      </w:r>
-    </w:p>
-    <w:p>
-      <w:pPr>
-        <w:spacing w:after="80"/>
-      </w:pPr>
-    </w:p>
-    <w:p>
-      <w:pPr>
-        <w:spacing w:after="100" w:line="270"/>
-      </w:pPr>
-      <w:r>
-        <w:rPr>
-          <w:rFonts w:ascii="Calibri" w:cs="Calibri" w:eastAsia="Calibri" w:hAnsi="Calibri"/>
-          <w:color w:val="222222"/>
-          <w:sz w:val="21"/>
-          <w:szCs w:val="21"/>
-        </w:rPr>
-        <w:t xml:space="preserve">Save changes.</w:t>
-      </w:r>
-    </w:p>
-    <w:p>
-      <w:pPr>
-        <w:spacing w:after="160" w:before="160"/>
-      </w:pPr>
-    </w:p>
-    <w:p>
-      <w:pPr>
-        <w:pStyle w:val="Heading2"/>
-        <w:spacing w:after="100" w:before="240"/>
-      </w:pPr>
-      <w:r>
-        <w:rPr>
-          <w:rFonts w:ascii="Calibri" w:cs="Calibri" w:eastAsia="Calibri" w:hAnsi="Calibri"/>
-          <w:b/>
-          <w:bCs/>
-          <w:color w:val="006699"/>
-          <w:sz w:val="27"/>
-          <w:szCs w:val="27"/>
-        </w:rPr>
-        <w:t xml:space="preserve">5. Post-Deployment Verification &amp; Smoke Test</w:t>
-      </w:r>
-    </w:p>
-    <w:p>
-      <w:pPr>
-        <w:spacing w:after="100" w:line="270"/>
-      </w:pPr>
-      <w:r>
-        <w:rPr>
-          <w:rFonts w:ascii="Calibri" w:cs="Calibri" w:eastAsia="Calibri" w:hAnsi="Calibri"/>
-          <w:color w:val="222222"/>
-          <w:sz w:val="21"/>
-          <w:szCs w:val="21"/>
-        </w:rPr>
-        <w:t xml:space="preserve">Run the following verification suite from your terminal once DNS propagation is complete:</w:t>
-      </w:r>
-    </w:p>
-    <w:tbl>
-      <w:tblPr>
-        <w:tblW w:type="pct" w:w="100%"/>
-        <w:tblBorders>
-          <w:top w:val="single" w:color="auto" w:sz="4"/>
-          <w:left w:val="single" w:color="auto" w:sz="4"/>
-          <w:bottom w:val="single" w:color="auto" w:sz="4"/>
-          <w:right w:val="single" w:color="auto" w:sz="4"/>
-          <w:insideH w:val="single" w:color="auto" w:sz="4"/>
-          <w:insideV w:val="single" w:color="auto" w:sz="4"/>
-        </w:tblBorders>
-      </w:tblPr>
-      <w:tblGrid>
-        <w:gridCol w:w="100"/>
-      </w:tblGrid>
-      <w:tr>
-        <w:tc>
-          <w:tcPr>
-            <w:tcBorders>
-              <w:top w:val="single" w:color="CBD5E1" w:sz="4"/>
-              <w:left w:val="single" w:color="006699" w:sz="16"/>
-              <w:bottom w:val="single" w:color="CBD5E1" w:sz="4"/>
-              <w:right w:val="single" w:color="CBD5E1" w:sz="4"/>
-            </w:tcBorders>
-            <w:shd w:fill="F1F5F9" w:val="clear"/>
-            <w:tcMar>
-              <w:top w:type="dxa" w:w="120"/>
-              <w:left w:type="dxa" w:w="160"/>
-              <w:bottom w:type="dxa" w:w="120"/>
-              <w:right w:type="dxa" w:w="160"/>
-            </w:tcMar>
-          </w:tcPr>
-          <w:p>
-            <w:pPr>
-              <w:spacing w:after="30" w:line="230"/>
-            </w:pPr>
-            <w:r>
-              <w:rPr>
-                <w:rFonts w:ascii="Consolas" w:cs="Consolas" w:eastAsia="Consolas" w:hAnsi="Consolas"/>
-                <w:color w:val="1E293B"/>
-                <w:sz w:val="18"/>
-                <w:szCs w:val="18"/>
-              </w:rPr>
-              <w:t xml:space="preserve"># 1. Test HTTPS &amp; TLS 1.3 Handshake on Frontend</w:t>
-            </w:r>
-          </w:p>
-          <w:p>
-            <w:pPr>
-              <w:spacing w:after="30" w:line="230"/>
-            </w:pPr>
-            <w:r>
-              <w:rPr>
-                <w:rFonts w:ascii="Consolas" w:cs="Consolas" w:eastAsia="Consolas" w:hAnsi="Consolas"/>
-                <w:color w:val="1E293B"/>
-                <w:sz w:val="18"/>
-                <w:szCs w:val="18"/>
-              </w:rPr>
-              <w:t xml:space="preserve">curl -s -I https://caseace.adviceintelligence.tech | grep -iE "http/|content-security-policy|strict-transport-security"</w:t>
-            </w:r>
-          </w:p>
-          <w:p>
-            <w:pPr>
-              <w:spacing w:after="30" w:line="230"/>
-            </w:pPr>
-            <w:r>
-              <w:rPr>
-                <w:rFonts w:ascii="Consolas" w:cs="Consolas" w:eastAsia="Consolas" w:hAnsi="Consolas"/>
-                <w:color w:val="1E293B"/>
-                <w:sz w:val="18"/>
-                <w:szCs w:val="18"/>
-              </w:rPr>
-              <w:t xml:space="preserve"> </w:t>
-            </w:r>
-          </w:p>
-          <w:p>
-            <w:pPr>
-              <w:spacing w:after="30" w:line="230"/>
-            </w:pPr>
-            <w:r>
-              <w:rPr>
-                <w:rFonts w:ascii="Consolas" w:cs="Consolas" w:eastAsia="Consolas" w:hAnsi="Consolas"/>
-                <w:color w:val="1E293B"/>
-                <w:sz w:val="18"/>
-                <w:szCs w:val="18"/>
-              </w:rPr>
               <w:t xml:space="preserve"># Expected Output:</w:t>
             </w:r>
           </w:p>
@@ -3928,119 +3120,63 @@
                 <w:sz w:val="18"/>
                 <w:szCs w:val="18"/>
               </w:rPr>
-              <w:t xml:space="preserve"># HTTP/2 200 (or HTTP/1.1 200 OK)</w:t>
-            </w:r>
-          </w:p>
-          <w:p>
-            <w:pPr>
-              <w:spacing w:after="30" w:line="230"/>
-            </w:pPr>
-            <w:r>
-              <w:rPr>
-                <w:rFonts w:ascii="Consolas" w:cs="Consolas" w:eastAsia="Consolas" w:hAnsi="Consolas"/>
-                <w:color w:val="1E293B"/>
-                <w:sz w:val="18"/>
-                <w:szCs w:val="18"/>
-              </w:rPr>
-              <w:t xml:space="preserve"># strict-transport-security: max-age=63072000; includeSubDomains; preload</w:t>
-            </w:r>
-          </w:p>
-          <w:p>
-            <w:pPr>
-              <w:spacing w:after="30" w:line="230"/>
-            </w:pPr>
-            <w:r>
-              <w:rPr>
-                <w:rFonts w:ascii="Consolas" w:cs="Consolas" w:eastAsia="Consolas" w:hAnsi="Consolas"/>
-                <w:color w:val="1E293B"/>
-                <w:sz w:val="18"/>
-                <w:szCs w:val="18"/>
-              </w:rPr>
-              <w:t xml:space="preserve"># content-security-policy: default-src 'none'; script-src 'self' 'wasm-unsafe-eval'...</w:t>
-            </w:r>
-          </w:p>
-          <w:p>
-            <w:pPr>
-              <w:spacing w:after="30" w:line="230"/>
-            </w:pPr>
-            <w:r>
-              <w:rPr>
-                <w:rFonts w:ascii="Consolas" w:cs="Consolas" w:eastAsia="Consolas" w:hAnsi="Consolas"/>
-                <w:color w:val="1E293B"/>
-                <w:sz w:val="18"/>
-                <w:szCs w:val="18"/>
-              </w:rPr>
-              <w:t xml:space="preserve"> </w:t>
-            </w:r>
-          </w:p>
-          <w:p>
-            <w:pPr>
-              <w:spacing w:after="30" w:line="230"/>
-            </w:pPr>
-            <w:r>
-              <w:rPr>
-                <w:rFonts w:ascii="Consolas" w:cs="Consolas" w:eastAsia="Consolas" w:hAnsi="Consolas"/>
-                <w:color w:val="1E293B"/>
-                <w:sz w:val="18"/>
-                <w:szCs w:val="18"/>
-              </w:rPr>
-              <w:t xml:space="preserve"># 2. Test Backend Health Check &amp; Cloud Sovereignty</w:t>
-            </w:r>
-          </w:p>
-          <w:p>
-            <w:pPr>
-              <w:spacing w:after="30" w:line="230"/>
-            </w:pPr>
-            <w:r>
-              <w:rPr>
-                <w:rFonts w:ascii="Consolas" w:cs="Consolas" w:eastAsia="Consolas" w:hAnsi="Consolas"/>
-                <w:color w:val="1E293B"/>
-                <w:sz w:val="18"/>
-                <w:szCs w:val="18"/>
-              </w:rPr>
-              <w:t xml:space="preserve">curl -s https://api.caseace.adviceintelligence.tech/health</w:t>
-            </w:r>
-          </w:p>
-          <w:p>
-            <w:pPr>
-              <w:spacing w:after="30" w:line="230"/>
-            </w:pPr>
-            <w:r>
-              <w:rPr>
-                <w:rFonts w:ascii="Consolas" w:cs="Consolas" w:eastAsia="Consolas" w:hAnsi="Consolas"/>
-                <w:color w:val="1E293B"/>
-                <w:sz w:val="18"/>
-                <w:szCs w:val="18"/>
-              </w:rPr>
-              <w:t xml:space="preserve"> </w:t>
-            </w:r>
-          </w:p>
-          <w:p>
-            <w:pPr>
-              <w:spacing w:after="30" w:line="230"/>
-            </w:pPr>
-            <w:r>
-              <w:rPr>
-                <w:rFonts w:ascii="Consolas" w:cs="Consolas" w:eastAsia="Consolas" w:hAnsi="Consolas"/>
-                <w:color w:val="1E293B"/>
-                <w:sz w:val="18"/>
-                <w:szCs w:val="18"/>
-              </w:rPr>
-              <w:t xml:space="preserve"># Expected Output:</w:t>
-            </w:r>
-          </w:p>
-          <w:p>
-            <w:pPr>
-              <w:spacing w:after="30" w:line="230"/>
-            </w:pPr>
-            <w:r>
-              <w:rPr>
-                <w:rFonts w:ascii="Consolas" w:cs="Consolas" w:eastAsia="Consolas" w:hAnsi="Consolas"/>
-                <w:color w:val="1E293B"/>
-                <w:sz w:val="18"/>
-                <w:szCs w:val="18"/>
-              </w:rPr>
-              <w:t xml:space="preserve"># {"status":"healthy","gcpRegion":"europe-west2","version":"2.0.0"}</w:t>
+              <w:t xml:space="preserve"># {"status":"healthy","environment":"pilot","gcpRegion":"europe-west2",</w:t>
+            </w:r>
+          </w:p>
+          <w:p>
+            <w:pPr>
+              <w:spacing w:after="30" w:line="230"/>
+            </w:pPr>
+            <w:r>
+              <w:rPr>
+                <w:rFonts w:ascii="Consolas" w:cs="Consolas" w:eastAsia="Consolas" w:hAnsi="Consolas"/>
+                <w:color w:val="1E293B"/>
+                <w:sz w:val="18"/>
+                <w:szCs w:val="18"/>
+              </w:rPr>
+              <w:t xml:space="preserve">#  "isSyntheticOnly":false,"timestamp":"2026-..."}</w:t>
+            </w:r>
+          </w:p>
+          <w:p>
+            <w:pPr>
+              <w:spacing w:after="30" w:line="230"/>
+            </w:pPr>
+            <w:r>
+              <w:rPr>
+                <w:rFonts w:ascii="Consolas" w:cs="Consolas" w:eastAsia="Consolas" w:hAnsi="Consolas"/>
+                <w:color w:val="1E293B"/>
+                <w:sz w:val="18"/>
+                <w:szCs w:val="18"/>
+              </w:rPr>
+              <w:t xml:space="preserve">#</w:t>
+            </w:r>
+          </w:p>
+          <w:p>
+            <w:pPr>
+              <w:spacing w:after="30" w:line="230"/>
+            </w:pPr>
+            <w:r>
+              <w:rPr>
+                <w:rFonts w:ascii="Consolas" w:cs="Consolas" w:eastAsia="Consolas" w:hAnsi="Consolas"/>
+                <w:color w:val="1E293B"/>
+                <w:sz w:val="18"/>
+                <w:szCs w:val="18"/>
+              </w:rPr>
+              <w:t xml:space="preserve"># An HTML page headed "Congratulations | Cloud Run" means the placeholder image is</w:t>
+            </w:r>
+          </w:p>
+          <w:p>
+            <w:pPr>
+              <w:spacing w:after="30" w:line="230"/>
+            </w:pPr>
+            <w:r>
+              <w:rPr>
+                <w:rFonts w:ascii="Consolas" w:cs="Consolas" w:eastAsia="Consolas" w:hAnsi="Consolas"/>
+                <w:color w:val="1E293B"/>
+                <w:sz w:val="18"/>
+                <w:szCs w:val="18"/>
+              </w:rPr>
+              <w:t xml:space="preserve"># still deployed and the backend deployment has not taken effect.</w:t>
             </w:r>
           </w:p>
           <w:p>
